--- a/Bases de Datos II/Kit docente/Clase 15/Solucion Taller Clase 15 - VetCare.docx
+++ b/Bases de Datos II/Kit docente/Clase 15/Solucion Taller Clase 15 - VetCare.docx
@@ -177,7 +177,7 @@
           <w:color w:val="2B2B2B"/>
           <w:sz w:val="22"/>
         </w:rPr>
-        <w:t>Cerrar formalmente el curso confirmando que la entrega quedo registrada en Campus Virtual UNIAJC dentro del plazo, con el enlace o archivo accesible para el docente.</w:t>
+        <w:t>Cerrar formalmente el curso confirmando que la entrega quedo registrada en ExamLab dentro del plazo, con el enlace o archivo accesible para el docente.</w:t>
       </w:r>
     </w:p>
     <w:p>

--- a/Bases de Datos II/Kit docente/Clase 15/Solucion Taller Clase 15 - VetCare.docx
+++ b/Bases de Datos II/Kit docente/Clase 15/Solucion Taller Clase 15 - VetCare.docx
@@ -162,7 +162,7 @@
           <w:color w:val="2B2B2B"/>
           <w:sz w:val="22"/>
         </w:rPr>
-        <w:t>Completar la autoevaluacion del equipo respondiendo con honestidad que harian distinto si empezaran de nuevo — esto pesa en la nota y demuestra criterio, no solo ejecucion.</w:t>
+        <w:t>Completar la autoevaluacion de tu propio trabajo respondiendo con honestidad que harias distinto si empezaras de nuevo (si hubo equipo autorizado, agrega una linea por integrante) — esto pesa en la nota y demuestra criterio, no solo ejecucion.</w:t>
       </w:r>
     </w:p>
     <w:p>

--- a/Bases de Datos II/Kit docente/Clase 15/Solucion Taller Clase 15 - VetCare.docx
+++ b/Bases de Datos II/Kit docente/Clase 15/Solucion Taller Clase 15 - VetCare.docx
@@ -88,7 +88,7 @@
           <w:color w:val="2B2B2B"/>
           <w:sz w:val="22"/>
         </w:rPr>
-        <w:t>Hito: Sustentacion / entrega final del PI (20% Corte 3)</w:t>
+        <w:t>Hito: Sustentacion en vivo y entrega final del PI (20% Corte 3)</w:t>
       </w:r>
     </w:p>
     <w:p>
@@ -103,7 +103,7 @@
           <w:color w:val="2B2B2B"/>
           <w:sz w:val="22"/>
         </w:rPr>
-        <w:t>Entregable: ZIP/PDF final + video o Meet segun indique docente</w:t>
+        <w:t>Entregable: ZIP/PDF final subido antes del turno + sustentacion en vivo 5-8 min + Q&amp;A</w:t>
       </w:r>
     </w:p>
     <w:p>

--- a/Bases de Datos II/Kit docente/Clase 15/Solucion Taller Clase 15 - VetCare.docx
+++ b/Bases de Datos II/Kit docente/Clase 15/Solucion Taller Clase 15 - VetCare.docx
@@ -38,6 +38,7 @@
       <w:r>
         <w:rPr>
           <w:rFonts w:ascii="Consolas" w:hAnsi="Consolas"/>
+          <w:b w:val="0"/>
           <w:i/>
           <w:color w:val="111111"/>
           <w:sz w:val="20"/>
@@ -90,6 +91,7 @@
       <w:r>
         <w:rPr>
           <w:rFonts w:ascii="Consolas" w:hAnsi="Consolas"/>
+          <w:b w:val="0"/>
           <w:color w:val="111111"/>
           <w:sz w:val="21"/>
         </w:rPr>
@@ -122,6 +124,7 @@
       <w:r>
         <w:rPr>
           <w:rFonts w:ascii="Consolas" w:hAnsi="Consolas"/>
+          <w:b w:val="0"/>
           <w:color w:val="111111"/>
           <w:sz w:val="21"/>
         </w:rPr>
@@ -170,6 +173,7 @@
       <w:r>
         <w:rPr>
           <w:rFonts w:ascii="Consolas" w:hAnsi="Consolas"/>
+          <w:b w:val="0"/>
           <w:color w:val="111111"/>
           <w:sz w:val="21"/>
         </w:rPr>
@@ -280,6 +284,7 @@
       <w:r>
         <w:rPr>
           <w:rFonts w:ascii="Consolas" w:hAnsi="Consolas"/>
+          <w:b w:val="0"/>
           <w:i/>
           <w:color w:val="111111"/>
           <w:sz w:val="20"/>
@@ -298,6 +303,7 @@
       <w:r>
         <w:rPr>
           <w:rFonts w:ascii="Consolas" w:hAnsi="Consolas"/>
+          <w:b w:val="0"/>
           <w:i/>
           <w:color w:val="111111"/>
           <w:sz w:val="20"/>
@@ -316,6 +322,7 @@
       <w:r>
         <w:rPr>
           <w:rFonts w:ascii="Consolas" w:hAnsi="Consolas"/>
+          <w:b w:val="0"/>
           <w:i/>
           <w:color w:val="111111"/>
           <w:sz w:val="20"/>
@@ -334,6 +341,7 @@
       <w:r>
         <w:rPr>
           <w:rFonts w:ascii="Consolas" w:hAnsi="Consolas"/>
+          <w:b w:val="0"/>
           <w:i/>
           <w:color w:val="111111"/>
           <w:sz w:val="20"/>
@@ -352,6 +360,7 @@
       <w:r>
         <w:rPr>
           <w:rFonts w:ascii="Consolas" w:hAnsi="Consolas"/>
+          <w:b w:val="0"/>
           <w:i/>
           <w:color w:val="111111"/>
           <w:sz w:val="20"/>
@@ -370,6 +379,7 @@
       <w:r>
         <w:rPr>
           <w:rFonts w:ascii="Consolas" w:hAnsi="Consolas"/>
+          <w:b w:val="0"/>
           <w:i/>
           <w:color w:val="111111"/>
           <w:sz w:val="20"/>
@@ -422,6 +432,7 @@
       <w:r>
         <w:rPr>
           <w:rFonts w:ascii="Consolas" w:hAnsi="Consolas"/>
+          <w:b w:val="0"/>
           <w:color w:val="111111"/>
           <w:sz w:val="21"/>
         </w:rPr>
@@ -454,6 +465,7 @@
       <w:r>
         <w:rPr>
           <w:rFonts w:ascii="Consolas" w:hAnsi="Consolas"/>
+          <w:b w:val="0"/>
           <w:color w:val="111111"/>
           <w:sz w:val="21"/>
         </w:rPr>
@@ -470,6 +482,7 @@
       <w:r>
         <w:rPr>
           <w:rFonts w:ascii="Consolas" w:hAnsi="Consolas"/>
+          <w:b w:val="0"/>
           <w:color w:val="111111"/>
           <w:sz w:val="21"/>
         </w:rPr>
@@ -486,6 +499,7 @@
       <w:r>
         <w:rPr>
           <w:rFonts w:ascii="Consolas" w:hAnsi="Consolas"/>
+          <w:b w:val="0"/>
           <w:color w:val="111111"/>
           <w:sz w:val="21"/>
         </w:rPr>
@@ -534,6 +548,7 @@
       <w:r>
         <w:rPr>
           <w:rFonts w:ascii="Consolas" w:hAnsi="Consolas"/>
+          <w:b w:val="0"/>
           <w:color w:val="111111"/>
           <w:sz w:val="21"/>
         </w:rPr>
@@ -632,6 +647,7 @@
       <w:r>
         <w:rPr>
           <w:rFonts w:ascii="Consolas" w:hAnsi="Consolas"/>
+          <w:b w:val="0"/>
           <w:color w:val="111111"/>
           <w:sz w:val="21"/>
         </w:rPr>
@@ -664,6 +680,7 @@
       <w:r>
         <w:rPr>
           <w:rFonts w:ascii="Consolas" w:hAnsi="Consolas"/>
+          <w:b w:val="0"/>
           <w:color w:val="111111"/>
           <w:sz w:val="21"/>
         </w:rPr>
@@ -680,6 +697,7 @@
       <w:r>
         <w:rPr>
           <w:rFonts w:ascii="Consolas" w:hAnsi="Consolas"/>
+          <w:b w:val="0"/>
           <w:color w:val="111111"/>
           <w:sz w:val="21"/>
         </w:rPr>
@@ -696,6 +714,7 @@
       <w:r>
         <w:rPr>
           <w:rFonts w:ascii="Consolas" w:hAnsi="Consolas"/>
+          <w:b w:val="0"/>
           <w:color w:val="111111"/>
           <w:sz w:val="21"/>
         </w:rPr>
@@ -754,6 +773,7 @@
       <w:r>
         <w:rPr>
           <w:rFonts w:ascii="Consolas" w:hAnsi="Consolas"/>
+          <w:b w:val="0"/>
           <w:color w:val="111111"/>
           <w:sz w:val="21"/>
         </w:rPr>
@@ -775,6 +795,7 @@
       <w:r>
         <w:rPr>
           <w:rFonts w:ascii="Consolas" w:hAnsi="Consolas"/>
+          <w:b w:val="0"/>
           <w:color w:val="111111"/>
           <w:sz w:val="21"/>
         </w:rPr>
@@ -796,6 +817,7 @@
       <w:r>
         <w:rPr>
           <w:rFonts w:ascii="Consolas" w:hAnsi="Consolas"/>
+          <w:b w:val="0"/>
           <w:color w:val="111111"/>
           <w:sz w:val="21"/>
         </w:rPr>
@@ -989,6 +1011,7 @@
             <w:r>
               <w:rPr>
                 <w:rFonts w:ascii="Consolas" w:hAnsi="Consolas"/>
+                <w:b w:val="0"/>
                 <w:color w:val="111111"/>
                 <w:sz w:val="19"/>
               </w:rPr>
@@ -1058,6 +1081,7 @@
             <w:r>
               <w:rPr>
                 <w:rFonts w:ascii="Consolas" w:hAnsi="Consolas"/>
+                <w:b w:val="0"/>
                 <w:color w:val="111111"/>
                 <w:sz w:val="19"/>
               </w:rPr>
@@ -1125,6 +1149,7 @@
             <w:r>
               <w:rPr>
                 <w:rFonts w:ascii="Consolas" w:hAnsi="Consolas"/>
+                <w:b w:val="0"/>
                 <w:color w:val="111111"/>
                 <w:sz w:val="19"/>
               </w:rPr>
@@ -1194,6 +1219,7 @@
             <w:r>
               <w:rPr>
                 <w:rFonts w:ascii="Consolas" w:hAnsi="Consolas"/>
+                <w:b w:val="0"/>
                 <w:color w:val="111111"/>
                 <w:sz w:val="19"/>
               </w:rPr>
@@ -1261,6 +1287,7 @@
             <w:r>
               <w:rPr>
                 <w:rFonts w:ascii="Consolas" w:hAnsi="Consolas"/>
+                <w:b w:val="0"/>
                 <w:color w:val="111111"/>
                 <w:sz w:val="19"/>
               </w:rPr>
@@ -6772,6 +6799,7 @@
       <w:r>
         <w:rPr>
           <w:rFonts w:ascii="Consolas" w:hAnsi="Consolas"/>
+          <w:b w:val="0"/>
           <w:color w:val="111111"/>
           <w:sz w:val="21"/>
         </w:rPr>
@@ -6788,6 +6816,7 @@
       <w:r>
         <w:rPr>
           <w:rFonts w:ascii="Consolas" w:hAnsi="Consolas"/>
+          <w:b w:val="0"/>
           <w:color w:val="111111"/>
           <w:sz w:val="21"/>
         </w:rPr>
@@ -6804,6 +6833,7 @@
       <w:r>
         <w:rPr>
           <w:rFonts w:ascii="Consolas" w:hAnsi="Consolas"/>
+          <w:b w:val="0"/>
           <w:color w:val="111111"/>
           <w:sz w:val="21"/>
         </w:rPr>
@@ -6836,6 +6866,7 @@
       <w:r>
         <w:rPr>
           <w:rFonts w:ascii="Consolas" w:hAnsi="Consolas"/>
+          <w:b w:val="0"/>
           <w:color w:val="111111"/>
           <w:sz w:val="21"/>
         </w:rPr>
@@ -6852,6 +6883,7 @@
       <w:r>
         <w:rPr>
           <w:rFonts w:ascii="Consolas" w:hAnsi="Consolas"/>
+          <w:b w:val="0"/>
           <w:color w:val="111111"/>
           <w:sz w:val="21"/>
         </w:rPr>
@@ -6889,6 +6921,7 @@
       <w:r>
         <w:rPr>
           <w:rFonts w:ascii="Consolas" w:hAnsi="Consolas"/>
+          <w:b w:val="0"/>
           <w:color w:val="111111"/>
           <w:sz w:val="21"/>
         </w:rPr>
@@ -6921,6 +6954,7 @@
       <w:r>
         <w:rPr>
           <w:rFonts w:ascii="Consolas" w:hAnsi="Consolas"/>
+          <w:b w:val="0"/>
           <w:color w:val="111111"/>
           <w:sz w:val="21"/>
         </w:rPr>
@@ -6937,6 +6971,7 @@
       <w:r>
         <w:rPr>
           <w:rFonts w:ascii="Consolas" w:hAnsi="Consolas"/>
+          <w:b w:val="0"/>
           <w:color w:val="111111"/>
           <w:sz w:val="21"/>
         </w:rPr>
@@ -6953,6 +6988,7 @@
       <w:r>
         <w:rPr>
           <w:rFonts w:ascii="Consolas" w:hAnsi="Consolas"/>
+          <w:b w:val="0"/>
           <w:color w:val="111111"/>
           <w:sz w:val="21"/>
         </w:rPr>
@@ -6969,6 +7005,7 @@
       <w:r>
         <w:rPr>
           <w:rFonts w:ascii="Consolas" w:hAnsi="Consolas"/>
+          <w:b w:val="0"/>
           <w:color w:val="111111"/>
           <w:sz w:val="21"/>
         </w:rPr>
@@ -6985,6 +7022,7 @@
       <w:r>
         <w:rPr>
           <w:rFonts w:ascii="Consolas" w:hAnsi="Consolas"/>
+          <w:b w:val="0"/>
           <w:color w:val="111111"/>
           <w:sz w:val="21"/>
         </w:rPr>
@@ -7001,6 +7039,7 @@
       <w:r>
         <w:rPr>
           <w:rFonts w:ascii="Consolas" w:hAnsi="Consolas"/>
+          <w:b w:val="0"/>
           <w:color w:val="111111"/>
           <w:sz w:val="21"/>
         </w:rPr>
@@ -7017,6 +7056,7 @@
       <w:r>
         <w:rPr>
           <w:rFonts w:ascii="Consolas" w:hAnsi="Consolas"/>
+          <w:b w:val="0"/>
           <w:color w:val="111111"/>
           <w:sz w:val="21"/>
         </w:rPr>
@@ -7049,6 +7089,7 @@
       <w:r>
         <w:rPr>
           <w:rFonts w:ascii="Consolas" w:hAnsi="Consolas"/>
+          <w:b w:val="0"/>
           <w:color w:val="111111"/>
           <w:sz w:val="21"/>
         </w:rPr>
@@ -7065,6 +7106,7 @@
       <w:r>
         <w:rPr>
           <w:rFonts w:ascii="Consolas" w:hAnsi="Consolas"/>
+          <w:b w:val="0"/>
           <w:color w:val="111111"/>
           <w:sz w:val="21"/>
         </w:rPr>
@@ -7081,6 +7123,7 @@
       <w:r>
         <w:rPr>
           <w:rFonts w:ascii="Consolas" w:hAnsi="Consolas"/>
+          <w:b w:val="0"/>
           <w:color w:val="111111"/>
           <w:sz w:val="21"/>
         </w:rPr>
@@ -7097,6 +7140,7 @@
       <w:r>
         <w:rPr>
           <w:rFonts w:ascii="Consolas" w:hAnsi="Consolas"/>
+          <w:b w:val="0"/>
           <w:color w:val="111111"/>
           <w:sz w:val="21"/>
         </w:rPr>
@@ -7113,6 +7157,7 @@
       <w:r>
         <w:rPr>
           <w:rFonts w:ascii="Consolas" w:hAnsi="Consolas"/>
+          <w:b w:val="0"/>
           <w:color w:val="111111"/>
           <w:sz w:val="21"/>
         </w:rPr>
@@ -7129,6 +7174,7 @@
       <w:r>
         <w:rPr>
           <w:rFonts w:ascii="Consolas" w:hAnsi="Consolas"/>
+          <w:b w:val="0"/>
           <w:color w:val="111111"/>
           <w:sz w:val="21"/>
         </w:rPr>
@@ -7145,6 +7191,7 @@
       <w:r>
         <w:rPr>
           <w:rFonts w:ascii="Consolas" w:hAnsi="Consolas"/>
+          <w:b w:val="0"/>
           <w:color w:val="111111"/>
           <w:sz w:val="21"/>
         </w:rPr>
@@ -7230,6 +7277,7 @@
       <w:r>
         <w:rPr>
           <w:rFonts w:ascii="Consolas" w:hAnsi="Consolas"/>
+          <w:b w:val="0"/>
           <w:color w:val="111111"/>
           <w:sz w:val="21"/>
         </w:rPr>
@@ -7246,6 +7294,7 @@
       <w:r>
         <w:rPr>
           <w:rFonts w:ascii="Consolas" w:hAnsi="Consolas"/>
+          <w:b w:val="0"/>
           <w:color w:val="111111"/>
           <w:sz w:val="21"/>
         </w:rPr>
@@ -7262,6 +7311,7 @@
       <w:r>
         <w:rPr>
           <w:rFonts w:ascii="Consolas" w:hAnsi="Consolas"/>
+          <w:b w:val="0"/>
           <w:color w:val="111111"/>
           <w:sz w:val="21"/>
         </w:rPr>
@@ -7294,6 +7344,7 @@
       <w:r>
         <w:rPr>
           <w:rFonts w:ascii="Consolas" w:hAnsi="Consolas"/>
+          <w:b w:val="0"/>
           <w:color w:val="111111"/>
           <w:sz w:val="21"/>
         </w:rPr>
@@ -7310,6 +7361,7 @@
       <w:r>
         <w:rPr>
           <w:rFonts w:ascii="Consolas" w:hAnsi="Consolas"/>
+          <w:b w:val="0"/>
           <w:color w:val="111111"/>
           <w:sz w:val="21"/>
         </w:rPr>
@@ -7363,6 +7415,7 @@
       <w:r>
         <w:rPr>
           <w:rFonts w:ascii="Consolas" w:hAnsi="Consolas"/>
+          <w:b w:val="0"/>
           <w:color w:val="111111"/>
           <w:sz w:val="21"/>
         </w:rPr>
@@ -7395,6 +7448,7 @@
       <w:r>
         <w:rPr>
           <w:rFonts w:ascii="Consolas" w:hAnsi="Consolas"/>
+          <w:b w:val="0"/>
           <w:color w:val="111111"/>
           <w:sz w:val="21"/>
         </w:rPr>
@@ -7411,6 +7465,7 @@
       <w:r>
         <w:rPr>
           <w:rFonts w:ascii="Consolas" w:hAnsi="Consolas"/>
+          <w:b w:val="0"/>
           <w:color w:val="111111"/>
           <w:sz w:val="21"/>
         </w:rPr>
@@ -7427,6 +7482,7 @@
       <w:r>
         <w:rPr>
           <w:rFonts w:ascii="Consolas" w:hAnsi="Consolas"/>
+          <w:b w:val="0"/>
           <w:color w:val="111111"/>
           <w:sz w:val="21"/>
         </w:rPr>
@@ -7443,6 +7499,7 @@
       <w:r>
         <w:rPr>
           <w:rFonts w:ascii="Consolas" w:hAnsi="Consolas"/>
+          <w:b w:val="0"/>
           <w:color w:val="111111"/>
           <w:sz w:val="21"/>
         </w:rPr>
@@ -7459,6 +7516,7 @@
       <w:r>
         <w:rPr>
           <w:rFonts w:ascii="Consolas" w:hAnsi="Consolas"/>
+          <w:b w:val="0"/>
           <w:color w:val="111111"/>
           <w:sz w:val="21"/>
         </w:rPr>
@@ -7475,6 +7533,7 @@
       <w:r>
         <w:rPr>
           <w:rFonts w:ascii="Consolas" w:hAnsi="Consolas"/>
+          <w:b w:val="0"/>
           <w:color w:val="111111"/>
           <w:sz w:val="21"/>
         </w:rPr>
@@ -7491,6 +7550,7 @@
       <w:r>
         <w:rPr>
           <w:rFonts w:ascii="Consolas" w:hAnsi="Consolas"/>
+          <w:b w:val="0"/>
           <w:color w:val="111111"/>
           <w:sz w:val="21"/>
         </w:rPr>
@@ -7560,6 +7620,7 @@
       <w:r>
         <w:rPr>
           <w:rFonts w:ascii="Consolas" w:hAnsi="Consolas"/>
+          <w:b w:val="0"/>
           <w:color w:val="111111"/>
           <w:sz w:val="21"/>
         </w:rPr>
@@ -7645,6 +7706,7 @@
       <w:r>
         <w:rPr>
           <w:rFonts w:ascii="Consolas" w:hAnsi="Consolas"/>
+          <w:b w:val="0"/>
           <w:color w:val="111111"/>
           <w:sz w:val="21"/>
         </w:rPr>
@@ -7693,6 +7755,7 @@
       <w:r>
         <w:rPr>
           <w:rFonts w:ascii="Consolas" w:hAnsi="Consolas"/>
+          <w:b w:val="0"/>
           <w:color w:val="111111"/>
           <w:sz w:val="21"/>
         </w:rPr>
@@ -7709,6 +7772,7 @@
       <w:r>
         <w:rPr>
           <w:rFonts w:ascii="Consolas" w:hAnsi="Consolas"/>
+          <w:b w:val="0"/>
           <w:color w:val="111111"/>
           <w:sz w:val="21"/>
         </w:rPr>
@@ -7725,6 +7789,7 @@
       <w:r>
         <w:rPr>
           <w:rFonts w:ascii="Consolas" w:hAnsi="Consolas"/>
+          <w:b w:val="0"/>
           <w:color w:val="111111"/>
           <w:sz w:val="21"/>
         </w:rPr>
@@ -7741,6 +7806,7 @@
       <w:r>
         <w:rPr>
           <w:rFonts w:ascii="Consolas" w:hAnsi="Consolas"/>
+          <w:b w:val="0"/>
           <w:color w:val="111111"/>
           <w:sz w:val="21"/>
         </w:rPr>
@@ -7794,6 +7860,7 @@
       <w:r>
         <w:rPr>
           <w:rFonts w:ascii="Consolas" w:hAnsi="Consolas"/>
+          <w:b w:val="0"/>
           <w:color w:val="111111"/>
           <w:sz w:val="21"/>
         </w:rPr>
@@ -7810,6 +7877,7 @@
       <w:r>
         <w:rPr>
           <w:rFonts w:ascii="Consolas" w:hAnsi="Consolas"/>
+          <w:b w:val="0"/>
           <w:color w:val="111111"/>
           <w:sz w:val="21"/>
         </w:rPr>
@@ -7826,6 +7894,7 @@
       <w:r>
         <w:rPr>
           <w:rFonts w:ascii="Consolas" w:hAnsi="Consolas"/>
+          <w:b w:val="0"/>
           <w:color w:val="111111"/>
           <w:sz w:val="21"/>
         </w:rPr>
@@ -7842,6 +7911,7 @@
       <w:r>
         <w:rPr>
           <w:rFonts w:ascii="Consolas" w:hAnsi="Consolas"/>
+          <w:b w:val="0"/>
           <w:color w:val="111111"/>
           <w:sz w:val="21"/>
         </w:rPr>
@@ -7895,6 +7965,7 @@
       <w:r>
         <w:rPr>
           <w:rFonts w:ascii="Consolas" w:hAnsi="Consolas"/>
+          <w:b w:val="0"/>
           <w:color w:val="111111"/>
           <w:sz w:val="21"/>
         </w:rPr>
@@ -7911,6 +7982,7 @@
       <w:r>
         <w:rPr>
           <w:rFonts w:ascii="Consolas" w:hAnsi="Consolas"/>
+          <w:b w:val="0"/>
           <w:color w:val="111111"/>
           <w:sz w:val="21"/>
         </w:rPr>
@@ -7927,6 +7999,7 @@
       <w:r>
         <w:rPr>
           <w:rFonts w:ascii="Consolas" w:hAnsi="Consolas"/>
+          <w:b w:val="0"/>
           <w:color w:val="111111"/>
           <w:sz w:val="21"/>
         </w:rPr>
@@ -7943,6 +8016,7 @@
       <w:r>
         <w:rPr>
           <w:rFonts w:ascii="Consolas" w:hAnsi="Consolas"/>
+          <w:b w:val="0"/>
           <w:color w:val="111111"/>
           <w:sz w:val="21"/>
         </w:rPr>
@@ -7959,6 +8033,7 @@
       <w:r>
         <w:rPr>
           <w:rFonts w:ascii="Consolas" w:hAnsi="Consolas"/>
+          <w:b w:val="0"/>
           <w:color w:val="111111"/>
           <w:sz w:val="21"/>
         </w:rPr>
@@ -7975,6 +8050,7 @@
       <w:r>
         <w:rPr>
           <w:rFonts w:ascii="Consolas" w:hAnsi="Consolas"/>
+          <w:b w:val="0"/>
           <w:color w:val="111111"/>
           <w:sz w:val="21"/>
         </w:rPr>
@@ -8007,6 +8083,7 @@
       <w:r>
         <w:rPr>
           <w:rFonts w:ascii="Consolas" w:hAnsi="Consolas"/>
+          <w:b w:val="0"/>
           <w:color w:val="111111"/>
           <w:sz w:val="21"/>
         </w:rPr>
@@ -8023,6 +8100,7 @@
       <w:r>
         <w:rPr>
           <w:rFonts w:ascii="Consolas" w:hAnsi="Consolas"/>
+          <w:b w:val="0"/>
           <w:color w:val="111111"/>
           <w:sz w:val="21"/>
         </w:rPr>
@@ -8039,6 +8117,7 @@
       <w:r>
         <w:rPr>
           <w:rFonts w:ascii="Consolas" w:hAnsi="Consolas"/>
+          <w:b w:val="0"/>
           <w:color w:val="111111"/>
           <w:sz w:val="21"/>
         </w:rPr>
@@ -8055,6 +8134,7 @@
       <w:r>
         <w:rPr>
           <w:rFonts w:ascii="Consolas" w:hAnsi="Consolas"/>
+          <w:b w:val="0"/>
           <w:color w:val="111111"/>
           <w:sz w:val="21"/>
         </w:rPr>
@@ -8105,6 +8185,7 @@
       <w:r>
         <w:rPr>
           <w:rFonts w:ascii="Consolas" w:hAnsi="Consolas"/>
+          <w:b w:val="0"/>
           <w:color w:val="111111"/>
           <w:sz w:val="21"/>
         </w:rPr>
@@ -8121,6 +8202,7 @@
       <w:r>
         <w:rPr>
           <w:rFonts w:ascii="Consolas" w:hAnsi="Consolas"/>
+          <w:b w:val="0"/>
           <w:color w:val="111111"/>
           <w:sz w:val="21"/>
         </w:rPr>
@@ -8137,6 +8219,7 @@
       <w:r>
         <w:rPr>
           <w:rFonts w:ascii="Consolas" w:hAnsi="Consolas"/>
+          <w:b w:val="0"/>
           <w:color w:val="111111"/>
           <w:sz w:val="21"/>
         </w:rPr>
@@ -8153,6 +8236,7 @@
       <w:r>
         <w:rPr>
           <w:rFonts w:ascii="Consolas" w:hAnsi="Consolas"/>
+          <w:b w:val="0"/>
           <w:color w:val="111111"/>
           <w:sz w:val="21"/>
         </w:rPr>
@@ -8169,6 +8253,7 @@
       <w:r>
         <w:rPr>
           <w:rFonts w:ascii="Consolas" w:hAnsi="Consolas"/>
+          <w:b w:val="0"/>
           <w:color w:val="111111"/>
           <w:sz w:val="21"/>
         </w:rPr>
@@ -8193,7 +8278,24 @@
           <w:color w:val="4A4A49"/>
           <w:sz w:val="22"/>
         </w:rPr>
-        <w:t>Escribir el `factura.total` a mano.</w:t>
+        <w:t xml:space="preserve">Escribir el </w:t>
+      </w:r>
+      <w:r>
+        <w:rPr>
+          <w:rFonts w:ascii="Consolas" w:hAnsi="Consolas"/>
+          <w:b/>
+          <w:color w:val="111111"/>
+          <w:sz w:val="21"/>
+        </w:rPr>
+        <w:t>factura.total</w:t>
+      </w:r>
+      <w:r>
+        <w:rPr>
+          <w:b/>
+          <w:color w:val="4A4A49"/>
+          <w:sz w:val="22"/>
+        </w:rPr>
+        <w:t xml:space="preserve"> a mano.</w:t>
       </w:r>
       <w:r>
         <w:rPr>
@@ -8206,6 +8308,7 @@
       <w:r>
         <w:rPr>
           <w:rFonts w:ascii="Consolas" w:hAnsi="Consolas"/>
+          <w:b w:val="0"/>
           <w:color w:val="111111"/>
           <w:sz w:val="21"/>
         </w:rPr>
@@ -8243,6 +8346,7 @@
       <w:r>
         <w:rPr>
           <w:rFonts w:ascii="Consolas" w:hAnsi="Consolas"/>
+          <w:b w:val="0"/>
           <w:color w:val="111111"/>
           <w:sz w:val="21"/>
         </w:rPr>
@@ -8259,6 +8363,7 @@
       <w:r>
         <w:rPr>
           <w:rFonts w:ascii="Consolas" w:hAnsi="Consolas"/>
+          <w:b w:val="0"/>
           <w:color w:val="111111"/>
           <w:sz w:val="21"/>
         </w:rPr>
@@ -8275,6 +8380,7 @@
       <w:r>
         <w:rPr>
           <w:rFonts w:ascii="Consolas" w:hAnsi="Consolas"/>
+          <w:b w:val="0"/>
           <w:color w:val="111111"/>
           <w:sz w:val="21"/>
         </w:rPr>
@@ -8291,6 +8397,7 @@
       <w:r>
         <w:rPr>
           <w:rFonts w:ascii="Consolas" w:hAnsi="Consolas"/>
+          <w:b w:val="0"/>
           <w:color w:val="111111"/>
           <w:sz w:val="21"/>
         </w:rPr>
@@ -8328,6 +8435,7 @@
       <w:r>
         <w:rPr>
           <w:rFonts w:ascii="Consolas" w:hAnsi="Consolas"/>
+          <w:b w:val="0"/>
           <w:color w:val="111111"/>
           <w:sz w:val="21"/>
         </w:rPr>
@@ -8344,6 +8452,7 @@
       <w:r>
         <w:rPr>
           <w:rFonts w:ascii="Consolas" w:hAnsi="Consolas"/>
+          <w:b w:val="0"/>
           <w:color w:val="111111"/>
           <w:sz w:val="21"/>
         </w:rPr>
@@ -8380,11 +8489,105 @@
       </w:pPr>
       <w:r>
         <w:rPr>
+          <w:rFonts w:ascii="Consolas" w:hAnsi="Consolas"/>
           <w:b/>
-          <w:color w:val="4A4A49"/>
-          <w:sz w:val="22"/>
-        </w:rPr>
-        <w:t>`RAISE_APPLICATION_ERROR`, `NUMBER`, `VARCHAR2`, `DUAL`, `SQL%ROWCOUNT` o un `/` al final de los bloques.</w:t>
+          <w:color w:val="111111"/>
+          <w:sz w:val="21"/>
+        </w:rPr>
+        <w:t>RAISE_APPLICATION_ERROR</w:t>
+      </w:r>
+      <w:r>
+        <w:rPr>
+          <w:b/>
+          <w:color w:val="4A4A49"/>
+          <w:sz w:val="22"/>
+        </w:rPr>
+        <w:t xml:space="preserve">, </w:t>
+      </w:r>
+      <w:r>
+        <w:rPr>
+          <w:rFonts w:ascii="Consolas" w:hAnsi="Consolas"/>
+          <w:b/>
+          <w:color w:val="111111"/>
+          <w:sz w:val="21"/>
+        </w:rPr>
+        <w:t>NUMBER</w:t>
+      </w:r>
+      <w:r>
+        <w:rPr>
+          <w:b/>
+          <w:color w:val="4A4A49"/>
+          <w:sz w:val="22"/>
+        </w:rPr>
+        <w:t xml:space="preserve">, </w:t>
+      </w:r>
+      <w:r>
+        <w:rPr>
+          <w:rFonts w:ascii="Consolas" w:hAnsi="Consolas"/>
+          <w:b/>
+          <w:color w:val="111111"/>
+          <w:sz w:val="21"/>
+        </w:rPr>
+        <w:t>VARCHAR2</w:t>
+      </w:r>
+      <w:r>
+        <w:rPr>
+          <w:b/>
+          <w:color w:val="4A4A49"/>
+          <w:sz w:val="22"/>
+        </w:rPr>
+        <w:t xml:space="preserve">, </w:t>
+      </w:r>
+      <w:r>
+        <w:rPr>
+          <w:rFonts w:ascii="Consolas" w:hAnsi="Consolas"/>
+          <w:b/>
+          <w:color w:val="111111"/>
+          <w:sz w:val="21"/>
+        </w:rPr>
+        <w:t>DUAL</w:t>
+      </w:r>
+      <w:r>
+        <w:rPr>
+          <w:b/>
+          <w:color w:val="4A4A49"/>
+          <w:sz w:val="22"/>
+        </w:rPr>
+        <w:t xml:space="preserve">, </w:t>
+      </w:r>
+      <w:r>
+        <w:rPr>
+          <w:rFonts w:ascii="Consolas" w:hAnsi="Consolas"/>
+          <w:b/>
+          <w:color w:val="111111"/>
+          <w:sz w:val="21"/>
+        </w:rPr>
+        <w:t>SQL%ROWCOUNT</w:t>
+      </w:r>
+      <w:r>
+        <w:rPr>
+          <w:b/>
+          <w:color w:val="4A4A49"/>
+          <w:sz w:val="22"/>
+        </w:rPr>
+        <w:t xml:space="preserve"> o un </w:t>
+      </w:r>
+      <w:r>
+        <w:rPr>
+          <w:rFonts w:ascii="Consolas" w:hAnsi="Consolas"/>
+          <w:b/>
+          <w:color w:val="111111"/>
+          <w:sz w:val="21"/>
+        </w:rPr>
+        <w:t>/</w:t>
+      </w:r>
+      <w:r>
+        <w:rPr>
+          <w:b/>
+          <w:color w:val="4A4A49"/>
+          <w:sz w:val="22"/>
+        </w:rPr>
+        <w:t xml:space="preserve"> al final de los bloques.</w:t>
       </w:r>
       <w:r>
         <w:rPr>
@@ -8397,6 +8600,7 @@
       <w:r>
         <w:rPr>
           <w:rFonts w:ascii="Consolas" w:hAnsi="Consolas"/>
+          <w:b w:val="0"/>
           <w:color w:val="111111"/>
           <w:sz w:val="21"/>
         </w:rPr>
@@ -8413,6 +8617,7 @@
       <w:r>
         <w:rPr>
           <w:rFonts w:ascii="Consolas" w:hAnsi="Consolas"/>
+          <w:b w:val="0"/>
           <w:color w:val="111111"/>
           <w:sz w:val="21"/>
         </w:rPr>
@@ -8429,6 +8634,7 @@
       <w:r>
         <w:rPr>
           <w:rFonts w:ascii="Consolas" w:hAnsi="Consolas"/>
+          <w:b w:val="0"/>
           <w:color w:val="111111"/>
           <w:sz w:val="21"/>
         </w:rPr>
@@ -8445,6 +8651,7 @@
       <w:r>
         <w:rPr>
           <w:rFonts w:ascii="Consolas" w:hAnsi="Consolas"/>
+          <w:b w:val="0"/>
           <w:color w:val="111111"/>
           <w:sz w:val="21"/>
         </w:rPr>
@@ -8461,6 +8668,7 @@
       <w:r>
         <w:rPr>
           <w:rFonts w:ascii="Consolas" w:hAnsi="Consolas"/>
+          <w:b w:val="0"/>
           <w:color w:val="111111"/>
           <w:sz w:val="21"/>
         </w:rPr>
@@ -8477,6 +8685,7 @@
       <w:r>
         <w:rPr>
           <w:rFonts w:ascii="Consolas" w:hAnsi="Consolas"/>
+          <w:b w:val="0"/>
           <w:color w:val="111111"/>
           <w:sz w:val="21"/>
         </w:rPr>
@@ -8514,6 +8723,7 @@
       <w:r>
         <w:rPr>
           <w:rFonts w:ascii="Consolas" w:hAnsi="Consolas"/>
+          <w:b w:val="0"/>
           <w:color w:val="111111"/>
           <w:sz w:val="21"/>
         </w:rPr>
@@ -8530,6 +8740,7 @@
       <w:r>
         <w:rPr>
           <w:rFonts w:ascii="Consolas" w:hAnsi="Consolas"/>
+          <w:b w:val="0"/>
           <w:color w:val="111111"/>
           <w:sz w:val="21"/>
         </w:rPr>
@@ -8546,6 +8757,7 @@
       <w:r>
         <w:rPr>
           <w:rFonts w:ascii="Consolas" w:hAnsi="Consolas"/>
+          <w:b w:val="0"/>
           <w:color w:val="111111"/>
           <w:sz w:val="21"/>
         </w:rPr>
@@ -8583,6 +8795,7 @@
       <w:r>
         <w:rPr>
           <w:rFonts w:ascii="Consolas" w:hAnsi="Consolas"/>
+          <w:b w:val="0"/>
           <w:color w:val="111111"/>
           <w:sz w:val="21"/>
         </w:rPr>
@@ -8607,7 +8820,16 @@
           <w:color w:val="4A4A49"/>
           <w:sz w:val="22"/>
         </w:rPr>
-        <w:t>Borrar la fila de ejemplo de `entrega_final`</w:t>
+        <w:t xml:space="preserve">Borrar la fila de ejemplo de </w:t>
+      </w:r>
+      <w:r>
+        <w:rPr>
+          <w:rFonts w:ascii="Consolas" w:hAnsi="Consolas"/>
+          <w:b/>
+          <w:color w:val="111111"/>
+          <w:sz w:val="21"/>
+        </w:rPr>
+        <w:t>entrega_final</w:t>
       </w:r>
       <w:r>
         <w:rPr>
@@ -8628,7 +8850,24 @@
           <w:color w:val="4A4A49"/>
           <w:sz w:val="22"/>
         </w:rPr>
-        <w:t>Un inventario sin `ORDER BY`,</w:t>
+        <w:t xml:space="preserve">Un inventario sin </w:t>
+      </w:r>
+      <w:r>
+        <w:rPr>
+          <w:rFonts w:ascii="Consolas" w:hAnsi="Consolas"/>
+          <w:b/>
+          <w:color w:val="111111"/>
+          <w:sz w:val="21"/>
+        </w:rPr>
+        <w:t>ORDER BY</w:t>
+      </w:r>
+      <w:r>
+        <w:rPr>
+          <w:b/>
+          <w:color w:val="4A4A49"/>
+          <w:sz w:val="22"/>
+        </w:rPr>
+        <w:t>,</w:t>
       </w:r>
       <w:r>
         <w:rPr>
@@ -8657,6 +8896,7 @@
       <w:r>
         <w:rPr>
           <w:rFonts w:ascii="Consolas" w:hAnsi="Consolas"/>
+          <w:b w:val="0"/>
           <w:color w:val="111111"/>
           <w:sz w:val="21"/>
         </w:rPr>
@@ -8673,6 +8913,7 @@
       <w:r>
         <w:rPr>
           <w:rFonts w:ascii="Consolas" w:hAnsi="Consolas"/>
+          <w:b w:val="0"/>
           <w:color w:val="111111"/>
           <w:sz w:val="21"/>
         </w:rPr>
@@ -10566,18 +10807,18 @@
           <w:color w:val="111111"/>
           <w:sz w:val="19"/>
         </w:rPr>
-        <w:t>ver: 0 citas, 0 atendidas, 0 canceladas y 0.0 de porcentaje **sin que la</w:t>
-      </w:r>
-      <w:r>
-        <w:br/>
-      </w:r>
-      <w:r>
-        <w:rPr>
-          <w:rFonts w:ascii="Consolas" w:hAnsi="Consolas"/>
-          <w:color w:val="111111"/>
-          <w:sz w:val="19"/>
-        </w:rPr>
-        <w:t>consulta reviente**. Sin el NULLIF esa fila no sale mal: la consulta entera</w:t>
+        <w:t>ver: 0 citas, 0 atendidas, 0 canceladas y 0.0 de porcentaje sin que la</w:t>
+      </w:r>
+      <w:r>
+        <w:br/>
+      </w:r>
+      <w:r>
+        <w:rPr>
+          <w:rFonts w:ascii="Consolas" w:hAnsi="Consolas"/>
+          <w:color w:val="111111"/>
+          <w:sz w:val="19"/>
+        </w:rPr>
+        <w:t>consulta reviente. Sin el NULLIF esa fila no sale mal: la consulta entera</w:t>
       </w:r>
       <w:r>
         <w:br/>
@@ -11169,7 +11410,7 @@
           <w:color w:val="111111"/>
           <w:sz w:val="19"/>
         </w:rPr>
-        <w:t>COALESCE: 0 unidades, 0.00 de valor, y **aparece**. Con un JOIN interno se</w:t>
+        <w:t>COALESCE: 0 unidades, 0.00 de valor, y aparece. Con un JOIN interno se</w:t>
       </w:r>
       <w:r>
         <w:br/>
@@ -11481,7 +11722,24 @@
           <w:color w:val="4A4A49"/>
           <w:sz w:val="22"/>
         </w:rPr>
-        <w:t>2 pts el `LEFT JOIN` que conserva al veterinario sin citas</w:t>
+        <w:t xml:space="preserve">2 pts el </w:t>
+      </w:r>
+      <w:r>
+        <w:rPr>
+          <w:rFonts w:ascii="Consolas" w:hAnsi="Consolas"/>
+          <w:b/>
+          <w:color w:val="111111"/>
+          <w:sz w:val="21"/>
+        </w:rPr>
+        <w:t>LEFT JOIN</w:t>
+      </w:r>
+      <w:r>
+        <w:rPr>
+          <w:b/>
+          <w:color w:val="4A4A49"/>
+          <w:sz w:val="22"/>
+        </w:rPr>
+        <w:t xml:space="preserve"> que conserva al veterinario sin citas</w:t>
       </w:r>
       <w:r>
         <w:rPr>
@@ -11494,6 +11752,7 @@
       <w:r>
         <w:rPr>
           <w:rFonts w:ascii="Consolas" w:hAnsi="Consolas"/>
+          <w:b w:val="0"/>
           <w:color w:val="111111"/>
           <w:sz w:val="21"/>
         </w:rPr>
@@ -11510,6 +11769,7 @@
       <w:r>
         <w:rPr>
           <w:rFonts w:ascii="Consolas" w:hAnsi="Consolas"/>
+          <w:b w:val="0"/>
           <w:color w:val="111111"/>
           <w:sz w:val="21"/>
         </w:rPr>
@@ -11558,6 +11818,7 @@
       <w:r>
         <w:rPr>
           <w:rFonts w:ascii="Consolas" w:hAnsi="Consolas"/>
+          <w:b w:val="0"/>
           <w:color w:val="111111"/>
           <w:sz w:val="21"/>
         </w:rPr>
@@ -11595,6 +11856,7 @@
       <w:r>
         <w:rPr>
           <w:rFonts w:ascii="Consolas" w:hAnsi="Consolas"/>
+          <w:b w:val="0"/>
           <w:color w:val="111111"/>
           <w:sz w:val="21"/>
         </w:rPr>
@@ -11611,6 +11873,7 @@
       <w:r>
         <w:rPr>
           <w:rFonts w:ascii="Consolas" w:hAnsi="Consolas"/>
+          <w:b w:val="0"/>
           <w:color w:val="111111"/>
           <w:sz w:val="21"/>
         </w:rPr>
@@ -11627,6 +11890,7 @@
       <w:r>
         <w:rPr>
           <w:rFonts w:ascii="Consolas" w:hAnsi="Consolas"/>
+          <w:b w:val="0"/>
           <w:color w:val="111111"/>
           <w:sz w:val="21"/>
         </w:rPr>
@@ -11675,6 +11939,7 @@
       <w:r>
         <w:rPr>
           <w:rFonts w:ascii="Consolas" w:hAnsi="Consolas"/>
+          <w:b w:val="0"/>
           <w:color w:val="111111"/>
           <w:sz w:val="21"/>
         </w:rPr>
@@ -11707,6 +11972,7 @@
       <w:r>
         <w:rPr>
           <w:rFonts w:ascii="Consolas" w:hAnsi="Consolas"/>
+          <w:b w:val="0"/>
           <w:color w:val="111111"/>
           <w:sz w:val="21"/>
         </w:rPr>
@@ -11744,6 +12010,7 @@
       <w:r>
         <w:rPr>
           <w:rFonts w:ascii="Consolas" w:hAnsi="Consolas"/>
+          <w:b w:val="0"/>
           <w:color w:val="111111"/>
           <w:sz w:val="21"/>
         </w:rPr>
@@ -11763,7 +12030,41 @@
           <w:color w:val="4A4A49"/>
           <w:sz w:val="22"/>
         </w:rPr>
-        <w:t>2 pts el `LEFT JOIN` con `COALESCE` que incluye el insumo nunca vendido</w:t>
+        <w:t xml:space="preserve">2 pts el </w:t>
+      </w:r>
+      <w:r>
+        <w:rPr>
+          <w:rFonts w:ascii="Consolas" w:hAnsi="Consolas"/>
+          <w:b/>
+          <w:color w:val="111111"/>
+          <w:sz w:val="21"/>
+        </w:rPr>
+        <w:t>LEFT JOIN</w:t>
+      </w:r>
+      <w:r>
+        <w:rPr>
+          <w:b/>
+          <w:color w:val="4A4A49"/>
+          <w:sz w:val="22"/>
+        </w:rPr>
+        <w:t xml:space="preserve"> con </w:t>
+      </w:r>
+      <w:r>
+        <w:rPr>
+          <w:rFonts w:ascii="Consolas" w:hAnsi="Consolas"/>
+          <w:b/>
+          <w:color w:val="111111"/>
+          <w:sz w:val="21"/>
+        </w:rPr>
+        <w:t>COALESCE</w:t>
+      </w:r>
+      <w:r>
+        <w:rPr>
+          <w:b/>
+          <w:color w:val="4A4A49"/>
+          <w:sz w:val="22"/>
+        </w:rPr>
+        <w:t xml:space="preserve"> que incluye el insumo nunca vendido</w:t>
       </w:r>
       <w:r>
         <w:rPr>
@@ -11776,6 +12077,7 @@
       <w:r>
         <w:rPr>
           <w:rFonts w:ascii="Consolas" w:hAnsi="Consolas"/>
+          <w:b w:val="0"/>
           <w:color w:val="111111"/>
           <w:sz w:val="21"/>
         </w:rPr>
@@ -11829,6 +12131,7 @@
       <w:r>
         <w:rPr>
           <w:rFonts w:ascii="Consolas" w:hAnsi="Consolas"/>
+          <w:b w:val="0"/>
           <w:color w:val="111111"/>
           <w:sz w:val="21"/>
         </w:rPr>
@@ -11845,6 +12148,7 @@
       <w:r>
         <w:rPr>
           <w:rFonts w:ascii="Consolas" w:hAnsi="Consolas"/>
+          <w:b w:val="0"/>
           <w:color w:val="111111"/>
           <w:sz w:val="21"/>
         </w:rPr>
@@ -11861,6 +12165,7 @@
       <w:r>
         <w:rPr>
           <w:rFonts w:ascii="Consolas" w:hAnsi="Consolas"/>
+          <w:b w:val="0"/>
           <w:color w:val="111111"/>
           <w:sz w:val="21"/>
         </w:rPr>
@@ -11877,6 +12182,7 @@
       <w:r>
         <w:rPr>
           <w:rFonts w:ascii="Consolas" w:hAnsi="Consolas"/>
+          <w:b w:val="0"/>
           <w:color w:val="111111"/>
           <w:sz w:val="21"/>
         </w:rPr>
@@ -11893,6 +12199,7 @@
       <w:r>
         <w:rPr>
           <w:rFonts w:ascii="Consolas" w:hAnsi="Consolas"/>
+          <w:b w:val="0"/>
           <w:color w:val="111111"/>
           <w:sz w:val="21"/>
         </w:rPr>
@@ -11941,6 +12248,7 @@
       <w:r>
         <w:rPr>
           <w:rFonts w:ascii="Consolas" w:hAnsi="Consolas"/>
+          <w:b w:val="0"/>
           <w:color w:val="111111"/>
           <w:sz w:val="21"/>
         </w:rPr>
@@ -11957,6 +12265,7 @@
       <w:r>
         <w:rPr>
           <w:rFonts w:ascii="Consolas" w:hAnsi="Consolas"/>
+          <w:b w:val="0"/>
           <w:color w:val="111111"/>
           <w:sz w:val="21"/>
         </w:rPr>
@@ -11973,6 +12282,7 @@
       <w:r>
         <w:rPr>
           <w:rFonts w:ascii="Consolas" w:hAnsi="Consolas"/>
+          <w:b w:val="0"/>
           <w:color w:val="111111"/>
           <w:sz w:val="21"/>
         </w:rPr>
@@ -11989,6 +12299,7 @@
       <w:r>
         <w:rPr>
           <w:rFonts w:ascii="Consolas" w:hAnsi="Consolas"/>
+          <w:b w:val="0"/>
           <w:color w:val="111111"/>
           <w:sz w:val="21"/>
         </w:rPr>
@@ -12005,6 +12316,7 @@
       <w:r>
         <w:rPr>
           <w:rFonts w:ascii="Consolas" w:hAnsi="Consolas"/>
+          <w:b w:val="0"/>
           <w:color w:val="111111"/>
           <w:sz w:val="21"/>
         </w:rPr>
@@ -12021,6 +12333,7 @@
       <w:r>
         <w:rPr>
           <w:rFonts w:ascii="Consolas" w:hAnsi="Consolas"/>
+          <w:b w:val="0"/>
           <w:color w:val="111111"/>
           <w:sz w:val="21"/>
         </w:rPr>
@@ -12095,6 +12408,7 @@
       <w:r>
         <w:rPr>
           <w:rFonts w:ascii="Consolas" w:hAnsi="Consolas"/>
+          <w:b w:val="0"/>
           <w:color w:val="111111"/>
           <w:sz w:val="21"/>
         </w:rPr>
@@ -12111,6 +12425,7 @@
       <w:r>
         <w:rPr>
           <w:rFonts w:ascii="Consolas" w:hAnsi="Consolas"/>
+          <w:b w:val="0"/>
           <w:color w:val="111111"/>
           <w:sz w:val="21"/>
         </w:rPr>
@@ -12144,11 +12459,37 @@
       </w:pPr>
       <w:r>
         <w:rPr>
+          <w:rFonts w:ascii="Consolas" w:hAnsi="Consolas"/>
           <w:b/>
-          <w:color w:val="4A4A49"/>
-          <w:sz w:val="22"/>
-        </w:rPr>
-        <w:t>`JOIN` interno donde el enunciado pide `LEFT JOIN`,</w:t>
+          <w:color w:val="111111"/>
+          <w:sz w:val="21"/>
+        </w:rPr>
+        <w:t>JOIN</w:t>
+      </w:r>
+      <w:r>
+        <w:rPr>
+          <w:b/>
+          <w:color w:val="4A4A49"/>
+          <w:sz w:val="22"/>
+        </w:rPr>
+        <w:t xml:space="preserve"> interno donde el enunciado pide </w:t>
+      </w:r>
+      <w:r>
+        <w:rPr>
+          <w:rFonts w:ascii="Consolas" w:hAnsi="Consolas"/>
+          <w:b/>
+          <w:color w:val="111111"/>
+          <w:sz w:val="21"/>
+        </w:rPr>
+        <w:t>LEFT JOIN</w:t>
+      </w:r>
+      <w:r>
+        <w:rPr>
+          <w:b/>
+          <w:color w:val="4A4A49"/>
+          <w:sz w:val="22"/>
+        </w:rPr>
+        <w:t>,</w:t>
       </w:r>
       <w:r>
         <w:rPr>
@@ -12198,6 +12539,7 @@
       <w:r>
         <w:rPr>
           <w:rFonts w:ascii="Consolas" w:hAnsi="Consolas"/>
+          <w:b w:val="0"/>
           <w:color w:val="111111"/>
           <w:sz w:val="21"/>
         </w:rPr>
@@ -12230,6 +12572,7 @@
       <w:r>
         <w:rPr>
           <w:rFonts w:ascii="Consolas" w:hAnsi="Consolas"/>
+          <w:b w:val="0"/>
           <w:color w:val="111111"/>
           <w:sz w:val="21"/>
         </w:rPr>
@@ -12246,6 +12589,7 @@
       <w:r>
         <w:rPr>
           <w:rFonts w:ascii="Consolas" w:hAnsi="Consolas"/>
+          <w:b w:val="0"/>
           <w:color w:val="111111"/>
           <w:sz w:val="21"/>
         </w:rPr>
@@ -12262,6 +12606,7 @@
       <w:r>
         <w:rPr>
           <w:rFonts w:ascii="Consolas" w:hAnsi="Consolas"/>
+          <w:b w:val="0"/>
           <w:color w:val="111111"/>
           <w:sz w:val="21"/>
         </w:rPr>
@@ -12282,11 +12627,54 @@
       </w:pPr>
       <w:r>
         <w:rPr>
+          <w:rFonts w:ascii="Consolas" w:hAnsi="Consolas"/>
           <w:b/>
-          <w:color w:val="4A4A49"/>
-          <w:sz w:val="22"/>
-        </w:rPr>
-        <w:t>`COUNT(*)` en lugar de `COUNT(c.id_cita)` con `LEFT JOIN`.</w:t>
+          <w:color w:val="111111"/>
+          <w:sz w:val="21"/>
+        </w:rPr>
+        <w:t>COUNT(*)</w:t>
+      </w:r>
+      <w:r>
+        <w:rPr>
+          <w:b/>
+          <w:color w:val="4A4A49"/>
+          <w:sz w:val="22"/>
+        </w:rPr>
+        <w:t xml:space="preserve"> en lugar de </w:t>
+      </w:r>
+      <w:r>
+        <w:rPr>
+          <w:rFonts w:ascii="Consolas" w:hAnsi="Consolas"/>
+          <w:b/>
+          <w:color w:val="111111"/>
+          <w:sz w:val="21"/>
+        </w:rPr>
+        <w:t>COUNT(c.id_cita)</w:t>
+      </w:r>
+      <w:r>
+        <w:rPr>
+          <w:b/>
+          <w:color w:val="4A4A49"/>
+          <w:sz w:val="22"/>
+        </w:rPr>
+        <w:t xml:space="preserve"> con </w:t>
+      </w:r>
+      <w:r>
+        <w:rPr>
+          <w:rFonts w:ascii="Consolas" w:hAnsi="Consolas"/>
+          <w:b/>
+          <w:color w:val="111111"/>
+          <w:sz w:val="21"/>
+        </w:rPr>
+        <w:t>LEFT JOIN</w:t>
+      </w:r>
+      <w:r>
+        <w:rPr>
+          <w:b/>
+          <w:color w:val="4A4A49"/>
+          <w:sz w:val="22"/>
+        </w:rPr>
+        <w:t>.</w:t>
       </w:r>
       <w:r>
         <w:rPr>
@@ -12299,6 +12687,7 @@
       <w:r>
         <w:rPr>
           <w:rFonts w:ascii="Consolas" w:hAnsi="Consolas"/>
+          <w:b w:val="0"/>
           <w:color w:val="111111"/>
           <w:sz w:val="21"/>
         </w:rPr>
@@ -12331,6 +12720,7 @@
       <w:r>
         <w:rPr>
           <w:rFonts w:ascii="Consolas" w:hAnsi="Consolas"/>
+          <w:b w:val="0"/>
           <w:color w:val="111111"/>
           <w:sz w:val="21"/>
         </w:rPr>
@@ -12355,7 +12745,41 @@
           <w:color w:val="4A4A49"/>
           <w:sz w:val="22"/>
         </w:rPr>
-        <w:t>Agrupar K2 por `f.fecha` en vez de por `date_trunc('month', f.fecha)`.</w:t>
+        <w:t xml:space="preserve">Agrupar K2 por </w:t>
+      </w:r>
+      <w:r>
+        <w:rPr>
+          <w:rFonts w:ascii="Consolas" w:hAnsi="Consolas"/>
+          <w:b/>
+          <w:color w:val="111111"/>
+          <w:sz w:val="21"/>
+        </w:rPr>
+        <w:t>f.fecha</w:t>
+      </w:r>
+      <w:r>
+        <w:rPr>
+          <w:b/>
+          <w:color w:val="4A4A49"/>
+          <w:sz w:val="22"/>
+        </w:rPr>
+        <w:t xml:space="preserve"> en vez de por </w:t>
+      </w:r>
+      <w:r>
+        <w:rPr>
+          <w:rFonts w:ascii="Consolas" w:hAnsi="Consolas"/>
+          <w:b/>
+          <w:color w:val="111111"/>
+          <w:sz w:val="21"/>
+        </w:rPr>
+        <w:t>date_trunc('month', f.fecha)</w:t>
+      </w:r>
+      <w:r>
+        <w:rPr>
+          <w:b/>
+          <w:color w:val="4A4A49"/>
+          <w:sz w:val="22"/>
+        </w:rPr>
+        <w:t>.</w:t>
       </w:r>
       <w:r>
         <w:rPr>
@@ -12376,7 +12800,41 @@
           <w:color w:val="4A4A49"/>
           <w:sz w:val="22"/>
         </w:rPr>
-        <w:t>Sumar en K3 `SUM(d.cantidad) * i.precio_unit` en vez de `SUM(d.cantidad * d.precio_unit)`.</w:t>
+        <w:t xml:space="preserve">Sumar en K3 </w:t>
+      </w:r>
+      <w:r>
+        <w:rPr>
+          <w:rFonts w:ascii="Consolas" w:hAnsi="Consolas"/>
+          <w:b/>
+          <w:color w:val="111111"/>
+          <w:sz w:val="21"/>
+        </w:rPr>
+        <w:t>SUM(d.cantidad) * i.precio_unit</w:t>
+      </w:r>
+      <w:r>
+        <w:rPr>
+          <w:b/>
+          <w:color w:val="4A4A49"/>
+          <w:sz w:val="22"/>
+        </w:rPr>
+        <w:t xml:space="preserve"> en vez de </w:t>
+      </w:r>
+      <w:r>
+        <w:rPr>
+          <w:rFonts w:ascii="Consolas" w:hAnsi="Consolas"/>
+          <w:b/>
+          <w:color w:val="111111"/>
+          <w:sz w:val="21"/>
+        </w:rPr>
+        <w:t>SUM(d.cantidad * d.precio_unit)</w:t>
+      </w:r>
+      <w:r>
+        <w:rPr>
+          <w:b/>
+          <w:color w:val="4A4A49"/>
+          <w:sz w:val="22"/>
+        </w:rPr>
+        <w:t>.</w:t>
       </w:r>
       <w:r>
         <w:rPr>
@@ -12405,6 +12863,7 @@
       <w:r>
         <w:rPr>
           <w:rFonts w:ascii="Consolas" w:hAnsi="Consolas"/>
+          <w:b w:val="0"/>
           <w:color w:val="111111"/>
           <w:sz w:val="21"/>
         </w:rPr>
@@ -12676,6 +13135,7 @@
             <w:r>
               <w:rPr>
                 <w:rFonts w:ascii="Consolas" w:hAnsi="Consolas"/>
+                <w:b w:val="0"/>
                 <w:color w:val="111111"/>
                 <w:sz w:val="19"/>
               </w:rPr>
@@ -12692,6 +13152,7 @@
             <w:r>
               <w:rPr>
                 <w:rFonts w:ascii="Consolas" w:hAnsi="Consolas"/>
+                <w:b w:val="0"/>
                 <w:color w:val="111111"/>
                 <w:sz w:val="19"/>
               </w:rPr>
@@ -12708,6 +13169,7 @@
             <w:r>
               <w:rPr>
                 <w:rFonts w:ascii="Consolas" w:hAnsi="Consolas"/>
+                <w:b w:val="0"/>
                 <w:color w:val="111111"/>
                 <w:sz w:val="19"/>
               </w:rPr>
@@ -12740,6 +13202,7 @@
             <w:r>
               <w:rPr>
                 <w:rFonts w:ascii="Consolas" w:hAnsi="Consolas"/>
+                <w:b w:val="0"/>
                 <w:color w:val="111111"/>
                 <w:sz w:val="19"/>
               </w:rPr>
@@ -12952,6 +13415,7 @@
             <w:r>
               <w:rPr>
                 <w:rFonts w:ascii="Consolas" w:hAnsi="Consolas"/>
+                <w:b w:val="0"/>
                 <w:color w:val="111111"/>
                 <w:sz w:val="19"/>
               </w:rPr>
@@ -13523,6 +13987,7 @@
             <w:r>
               <w:rPr>
                 <w:rFonts w:ascii="Consolas" w:hAnsi="Consolas"/>
+                <w:b w:val="0"/>
                 <w:color w:val="111111"/>
                 <w:sz w:val="19"/>
               </w:rPr>
@@ -13607,6 +14072,7 @@
             <w:r>
               <w:rPr>
                 <w:rFonts w:ascii="Consolas" w:hAnsi="Consolas"/>
+                <w:b w:val="0"/>
                 <w:color w:val="111111"/>
                 <w:sz w:val="19"/>
               </w:rPr>
@@ -13632,6 +14098,7 @@
             <w:r>
               <w:rPr>
                 <w:rFonts w:ascii="Consolas" w:hAnsi="Consolas"/>
+                <w:b w:val="0"/>
                 <w:color w:val="111111"/>
                 <w:sz w:val="19"/>
               </w:rPr>
@@ -13648,6 +14115,7 @@
             <w:r>
               <w:rPr>
                 <w:rFonts w:ascii="Consolas" w:hAnsi="Consolas"/>
+                <w:b w:val="0"/>
                 <w:color w:val="111111"/>
                 <w:sz w:val="19"/>
               </w:rPr>
@@ -13707,6 +14175,7 @@
             <w:r>
               <w:rPr>
                 <w:rFonts w:ascii="Consolas" w:hAnsi="Consolas"/>
+                <w:b w:val="0"/>
                 <w:color w:val="111111"/>
                 <w:sz w:val="19"/>
               </w:rPr>
@@ -13791,6 +14260,7 @@
             <w:r>
               <w:rPr>
                 <w:rFonts w:ascii="Consolas" w:hAnsi="Consolas"/>
+                <w:b w:val="0"/>
                 <w:color w:val="111111"/>
                 <w:sz w:val="19"/>
               </w:rPr>
@@ -13808,6 +14278,7 @@
             <w:r>
               <w:rPr>
                 <w:rFonts w:ascii="Consolas" w:hAnsi="Consolas"/>
+                <w:b w:val="0"/>
                 <w:color w:val="111111"/>
                 <w:sz w:val="19"/>
               </w:rPr>
@@ -13824,6 +14295,7 @@
             <w:r>
               <w:rPr>
                 <w:rFonts w:ascii="Consolas" w:hAnsi="Consolas"/>
+                <w:b w:val="0"/>
                 <w:color w:val="111111"/>
                 <w:sz w:val="19"/>
               </w:rPr>
@@ -13883,6 +14355,7 @@
             <w:r>
               <w:rPr>
                 <w:rFonts w:ascii="Consolas" w:hAnsi="Consolas"/>
+                <w:b w:val="0"/>
                 <w:color w:val="111111"/>
                 <w:sz w:val="19"/>
               </w:rPr>
@@ -13899,6 +14372,7 @@
             <w:r>
               <w:rPr>
                 <w:rFonts w:ascii="Consolas" w:hAnsi="Consolas"/>
+                <w:b w:val="0"/>
                 <w:color w:val="111111"/>
                 <w:sz w:val="19"/>
               </w:rPr>
@@ -13915,6 +14389,7 @@
             <w:r>
               <w:rPr>
                 <w:rFonts w:ascii="Consolas" w:hAnsi="Consolas"/>
+                <w:b w:val="0"/>
                 <w:color w:val="111111"/>
                 <w:sz w:val="19"/>
               </w:rPr>
@@ -13931,6 +14406,7 @@
             <w:r>
               <w:rPr>
                 <w:rFonts w:ascii="Consolas" w:hAnsi="Consolas"/>
+                <w:b w:val="0"/>
                 <w:color w:val="111111"/>
                 <w:sz w:val="19"/>
               </w:rPr>
@@ -13947,6 +14423,7 @@
             <w:r>
               <w:rPr>
                 <w:rFonts w:ascii="Consolas" w:hAnsi="Consolas"/>
+                <w:b w:val="0"/>
                 <w:color w:val="111111"/>
                 <w:sz w:val="19"/>
               </w:rPr>
@@ -14007,6 +14484,7 @@
             <w:r>
               <w:rPr>
                 <w:rFonts w:ascii="Consolas" w:hAnsi="Consolas"/>
+                <w:b w:val="0"/>
                 <w:color w:val="111111"/>
                 <w:sz w:val="19"/>
               </w:rPr>
@@ -14032,6 +14510,7 @@
             <w:r>
               <w:rPr>
                 <w:rFonts w:ascii="Consolas" w:hAnsi="Consolas"/>
+                <w:b w:val="0"/>
                 <w:color w:val="111111"/>
                 <w:sz w:val="19"/>
               </w:rPr>
@@ -14048,6 +14527,7 @@
             <w:r>
               <w:rPr>
                 <w:rFonts w:ascii="Consolas" w:hAnsi="Consolas"/>
+                <w:b w:val="0"/>
                 <w:color w:val="111111"/>
                 <w:sz w:val="19"/>
               </w:rPr>
@@ -14064,6 +14544,7 @@
             <w:r>
               <w:rPr>
                 <w:rFonts w:ascii="Consolas" w:hAnsi="Consolas"/>
+                <w:b w:val="0"/>
                 <w:color w:val="111111"/>
                 <w:sz w:val="19"/>
               </w:rPr>
@@ -14080,6 +14561,7 @@
             <w:r>
               <w:rPr>
                 <w:rFonts w:ascii="Consolas" w:hAnsi="Consolas"/>
+                <w:b w:val="0"/>
                 <w:color w:val="111111"/>
                 <w:sz w:val="19"/>
               </w:rPr>
@@ -14139,6 +14621,7 @@
             <w:r>
               <w:rPr>
                 <w:rFonts w:ascii="Consolas" w:hAnsi="Consolas"/>
+                <w:b w:val="0"/>
                 <w:color w:val="111111"/>
                 <w:sz w:val="19"/>
               </w:rPr>
@@ -14155,6 +14638,7 @@
             <w:r>
               <w:rPr>
                 <w:rFonts w:ascii="Consolas" w:hAnsi="Consolas"/>
+                <w:b w:val="0"/>
                 <w:color w:val="111111"/>
                 <w:sz w:val="19"/>
               </w:rPr>
@@ -14171,6 +14655,7 @@
             <w:r>
               <w:rPr>
                 <w:rFonts w:ascii="Consolas" w:hAnsi="Consolas"/>
+                <w:b w:val="0"/>
                 <w:color w:val="111111"/>
                 <w:sz w:val="19"/>
               </w:rPr>
@@ -14187,6 +14672,7 @@
             <w:r>
               <w:rPr>
                 <w:rFonts w:ascii="Consolas" w:hAnsi="Consolas"/>
+                <w:b w:val="0"/>
                 <w:color w:val="111111"/>
                 <w:sz w:val="19"/>
               </w:rPr>
@@ -14203,6 +14689,7 @@
             <w:r>
               <w:rPr>
                 <w:rFonts w:ascii="Consolas" w:hAnsi="Consolas"/>
+                <w:b w:val="0"/>
                 <w:color w:val="111111"/>
                 <w:sz w:val="19"/>
               </w:rPr>
@@ -14263,6 +14750,7 @@
             <w:r>
               <w:rPr>
                 <w:rFonts w:ascii="Consolas" w:hAnsi="Consolas"/>
+                <w:b w:val="0"/>
                 <w:color w:val="111111"/>
                 <w:sz w:val="19"/>
               </w:rPr>
@@ -14288,6 +14776,7 @@
             <w:r>
               <w:rPr>
                 <w:rFonts w:ascii="Consolas" w:hAnsi="Consolas"/>
+                <w:b w:val="0"/>
                 <w:color w:val="111111"/>
                 <w:sz w:val="19"/>
               </w:rPr>
@@ -14304,6 +14793,7 @@
             <w:r>
               <w:rPr>
                 <w:rFonts w:ascii="Consolas" w:hAnsi="Consolas"/>
+                <w:b w:val="0"/>
                 <w:color w:val="111111"/>
                 <w:sz w:val="19"/>
               </w:rPr>
@@ -14320,6 +14810,7 @@
             <w:r>
               <w:rPr>
                 <w:rFonts w:ascii="Consolas" w:hAnsi="Consolas"/>
+                <w:b w:val="0"/>
                 <w:color w:val="111111"/>
                 <w:sz w:val="19"/>
               </w:rPr>
@@ -14336,6 +14827,7 @@
             <w:r>
               <w:rPr>
                 <w:rFonts w:ascii="Consolas" w:hAnsi="Consolas"/>
+                <w:b w:val="0"/>
                 <w:color w:val="111111"/>
                 <w:sz w:val="19"/>
               </w:rPr>
@@ -14403,6 +14895,7 @@
             <w:r>
               <w:rPr>
                 <w:rFonts w:ascii="Consolas" w:hAnsi="Consolas"/>
+                <w:b w:val="0"/>
                 <w:color w:val="111111"/>
                 <w:sz w:val="19"/>
               </w:rPr>
@@ -14419,6 +14912,7 @@
             <w:r>
               <w:rPr>
                 <w:rFonts w:ascii="Consolas" w:hAnsi="Consolas"/>
+                <w:b w:val="0"/>
                 <w:color w:val="111111"/>
                 <w:sz w:val="19"/>
               </w:rPr>
@@ -14435,6 +14929,7 @@
             <w:r>
               <w:rPr>
                 <w:rFonts w:ascii="Consolas" w:hAnsi="Consolas"/>
+                <w:b w:val="0"/>
                 <w:color w:val="111111"/>
                 <w:sz w:val="19"/>
               </w:rPr>
@@ -14451,6 +14946,7 @@
             <w:r>
               <w:rPr>
                 <w:rFonts w:ascii="Consolas" w:hAnsi="Consolas"/>
+                <w:b w:val="0"/>
                 <w:color w:val="111111"/>
                 <w:sz w:val="19"/>
               </w:rPr>
@@ -14511,6 +15007,7 @@
             <w:r>
               <w:rPr>
                 <w:rFonts w:ascii="Consolas" w:hAnsi="Consolas"/>
+                <w:b w:val="0"/>
                 <w:color w:val="111111"/>
                 <w:sz w:val="19"/>
               </w:rPr>
@@ -14528,6 +15025,7 @@
             <w:r>
               <w:rPr>
                 <w:rFonts w:ascii="Consolas" w:hAnsi="Consolas"/>
+                <w:b w:val="0"/>
                 <w:color w:val="111111"/>
                 <w:sz w:val="19"/>
               </w:rPr>
@@ -14544,6 +15042,7 @@
             <w:r>
               <w:rPr>
                 <w:rFonts w:ascii="Consolas" w:hAnsi="Consolas"/>
+                <w:b w:val="0"/>
                 <w:color w:val="111111"/>
                 <w:sz w:val="19"/>
               </w:rPr>
@@ -14560,6 +15059,7 @@
             <w:r>
               <w:rPr>
                 <w:rFonts w:ascii="Consolas" w:hAnsi="Consolas"/>
+                <w:b w:val="0"/>
                 <w:color w:val="111111"/>
                 <w:sz w:val="19"/>
               </w:rPr>
@@ -14576,6 +15076,7 @@
             <w:r>
               <w:rPr>
                 <w:rFonts w:ascii="Consolas" w:hAnsi="Consolas"/>
+                <w:b w:val="0"/>
                 <w:color w:val="111111"/>
                 <w:sz w:val="19"/>
               </w:rPr>
@@ -14592,6 +15093,7 @@
             <w:r>
               <w:rPr>
                 <w:rFonts w:ascii="Consolas" w:hAnsi="Consolas"/>
+                <w:b w:val="0"/>
                 <w:color w:val="111111"/>
                 <w:sz w:val="19"/>
               </w:rPr>
@@ -14659,6 +15161,7 @@
             <w:r>
               <w:rPr>
                 <w:rFonts w:ascii="Consolas" w:hAnsi="Consolas"/>
+                <w:b w:val="0"/>
                 <w:color w:val="111111"/>
                 <w:sz w:val="19"/>
               </w:rPr>
@@ -14683,6 +15186,7 @@
             <w:r>
               <w:rPr>
                 <w:rFonts w:ascii="Consolas" w:hAnsi="Consolas"/>
+                <w:b w:val="0"/>
                 <w:color w:val="111111"/>
                 <w:sz w:val="19"/>
               </w:rPr>
@@ -14743,6 +15247,7 @@
             <w:r>
               <w:rPr>
                 <w:rFonts w:ascii="Consolas" w:hAnsi="Consolas"/>
+                <w:b w:val="0"/>
                 <w:color w:val="111111"/>
                 <w:sz w:val="19"/>
               </w:rPr>
@@ -14768,6 +15273,7 @@
             <w:r>
               <w:rPr>
                 <w:rFonts w:ascii="Consolas" w:hAnsi="Consolas"/>
+                <w:b w:val="0"/>
                 <w:color w:val="111111"/>
                 <w:sz w:val="19"/>
               </w:rPr>
@@ -14784,6 +15290,7 @@
             <w:r>
               <w:rPr>
                 <w:rFonts w:ascii="Consolas" w:hAnsi="Consolas"/>
+                <w:b w:val="0"/>
                 <w:color w:val="111111"/>
                 <w:sz w:val="19"/>
               </w:rPr>
@@ -14800,6 +15307,7 @@
             <w:r>
               <w:rPr>
                 <w:rFonts w:ascii="Consolas" w:hAnsi="Consolas"/>
+                <w:b w:val="0"/>
                 <w:color w:val="111111"/>
                 <w:sz w:val="19"/>
               </w:rPr>
@@ -14859,6 +15367,7 @@
             <w:r>
               <w:rPr>
                 <w:rFonts w:ascii="Consolas" w:hAnsi="Consolas"/>
+                <w:b w:val="0"/>
                 <w:color w:val="111111"/>
                 <w:sz w:val="19"/>
               </w:rPr>
@@ -14875,6 +15384,7 @@
             <w:r>
               <w:rPr>
                 <w:rFonts w:ascii="Consolas" w:hAnsi="Consolas"/>
+                <w:b w:val="0"/>
                 <w:color w:val="111111"/>
                 <w:sz w:val="19"/>
               </w:rPr>
@@ -14899,6 +15409,7 @@
             <w:r>
               <w:rPr>
                 <w:rFonts w:ascii="Consolas" w:hAnsi="Consolas"/>
+                <w:b w:val="0"/>
                 <w:color w:val="111111"/>
                 <w:sz w:val="19"/>
               </w:rPr>
@@ -14959,6 +15470,7 @@
             <w:r>
               <w:rPr>
                 <w:rFonts w:ascii="Consolas" w:hAnsi="Consolas"/>
+                <w:b w:val="0"/>
                 <w:color w:val="111111"/>
                 <w:sz w:val="19"/>
               </w:rPr>
@@ -15027,6 +15539,7 @@
             <w:r>
               <w:rPr>
                 <w:rFonts w:ascii="Consolas" w:hAnsi="Consolas"/>
+                <w:b w:val="0"/>
                 <w:color w:val="111111"/>
                 <w:sz w:val="19"/>
               </w:rPr>
@@ -15302,6 +15815,7 @@
       <w:r>
         <w:rPr>
           <w:rFonts w:ascii="Consolas" w:hAnsi="Consolas"/>
+          <w:b w:val="0"/>
           <w:color w:val="111111"/>
           <w:sz w:val="21"/>
         </w:rPr>
@@ -15334,6 +15848,7 @@
       <w:r>
         <w:rPr>
           <w:rFonts w:ascii="Consolas" w:hAnsi="Consolas"/>
+          <w:b w:val="0"/>
           <w:color w:val="111111"/>
           <w:sz w:val="21"/>
         </w:rPr>
@@ -15350,6 +15865,7 @@
       <w:r>
         <w:rPr>
           <w:rFonts w:ascii="Consolas" w:hAnsi="Consolas"/>
+          <w:b w:val="0"/>
           <w:color w:val="111111"/>
           <w:sz w:val="21"/>
         </w:rPr>
@@ -15495,6 +16011,7 @@
             <w:r>
               <w:rPr>
                 <w:rFonts w:ascii="Consolas" w:hAnsi="Consolas"/>
+                <w:b w:val="0"/>
                 <w:color w:val="111111"/>
                 <w:sz w:val="19"/>
               </w:rPr>
@@ -15511,6 +16028,7 @@
             <w:r>
               <w:rPr>
                 <w:rFonts w:ascii="Consolas" w:hAnsi="Consolas"/>
+                <w:b w:val="0"/>
                 <w:color w:val="111111"/>
                 <w:sz w:val="19"/>
               </w:rPr>
@@ -15572,6 +16090,7 @@
             <w:r>
               <w:rPr>
                 <w:rFonts w:ascii="Consolas" w:hAnsi="Consolas"/>
+                <w:b w:val="0"/>
                 <w:color w:val="111111"/>
                 <w:sz w:val="19"/>
               </w:rPr>
@@ -15588,6 +16107,7 @@
             <w:r>
               <w:rPr>
                 <w:rFonts w:ascii="Consolas" w:hAnsi="Consolas"/>
+                <w:b w:val="0"/>
                 <w:color w:val="111111"/>
                 <w:sz w:val="19"/>
               </w:rPr>
@@ -15604,6 +16124,7 @@
             <w:r>
               <w:rPr>
                 <w:rFonts w:ascii="Consolas" w:hAnsi="Consolas"/>
+                <w:b w:val="0"/>
                 <w:color w:val="111111"/>
                 <w:sz w:val="19"/>
               </w:rPr>
@@ -15620,6 +16141,7 @@
             <w:r>
               <w:rPr>
                 <w:rFonts w:ascii="Consolas" w:hAnsi="Consolas"/>
+                <w:b w:val="0"/>
                 <w:color w:val="111111"/>
                 <w:sz w:val="19"/>
               </w:rPr>
@@ -15678,6 +16200,7 @@
             <w:r>
               <w:rPr>
                 <w:rFonts w:ascii="Consolas" w:hAnsi="Consolas"/>
+                <w:b w:val="0"/>
                 <w:color w:val="111111"/>
                 <w:sz w:val="19"/>
               </w:rPr>
@@ -15694,6 +16217,7 @@
             <w:r>
               <w:rPr>
                 <w:rFonts w:ascii="Consolas" w:hAnsi="Consolas"/>
+                <w:b w:val="0"/>
                 <w:color w:val="111111"/>
                 <w:sz w:val="19"/>
               </w:rPr>
@@ -15755,6 +16279,7 @@
             <w:r>
               <w:rPr>
                 <w:rFonts w:ascii="Consolas" w:hAnsi="Consolas"/>
+                <w:b w:val="0"/>
                 <w:color w:val="111111"/>
                 <w:sz w:val="19"/>
               </w:rPr>
@@ -15771,6 +16296,7 @@
             <w:r>
               <w:rPr>
                 <w:rFonts w:ascii="Consolas" w:hAnsi="Consolas"/>
+                <w:b w:val="0"/>
                 <w:color w:val="111111"/>
                 <w:sz w:val="19"/>
               </w:rPr>
@@ -15787,6 +16313,7 @@
             <w:r>
               <w:rPr>
                 <w:rFonts w:ascii="Consolas" w:hAnsi="Consolas"/>
+                <w:b w:val="0"/>
                 <w:color w:val="111111"/>
                 <w:sz w:val="19"/>
               </w:rPr>
@@ -15803,6 +16330,7 @@
             <w:r>
               <w:rPr>
                 <w:rFonts w:ascii="Consolas" w:hAnsi="Consolas"/>
+                <w:b w:val="0"/>
                 <w:color w:val="111111"/>
                 <w:sz w:val="19"/>
               </w:rPr>
@@ -15819,6 +16347,7 @@
             <w:r>
               <w:rPr>
                 <w:rFonts w:ascii="Consolas" w:hAnsi="Consolas"/>
+                <w:b w:val="0"/>
                 <w:color w:val="111111"/>
                 <w:sz w:val="19"/>
               </w:rPr>
@@ -15869,6 +16398,7 @@
             <w:r>
               <w:rPr>
                 <w:rFonts w:ascii="Consolas" w:hAnsi="Consolas"/>
+                <w:b w:val="0"/>
                 <w:color w:val="111111"/>
                 <w:sz w:val="19"/>
               </w:rPr>
@@ -15885,6 +16415,7 @@
             <w:r>
               <w:rPr>
                 <w:rFonts w:ascii="Consolas" w:hAnsi="Consolas"/>
+                <w:b w:val="0"/>
                 <w:color w:val="111111"/>
                 <w:sz w:val="19"/>
               </w:rPr>
@@ -15901,6 +16432,7 @@
             <w:r>
               <w:rPr>
                 <w:rFonts w:ascii="Consolas" w:hAnsi="Consolas"/>
+                <w:b w:val="0"/>
                 <w:color w:val="111111"/>
                 <w:sz w:val="19"/>
               </w:rPr>
@@ -15917,6 +16449,7 @@
             <w:r>
               <w:rPr>
                 <w:rFonts w:ascii="Consolas" w:hAnsi="Consolas"/>
+                <w:b w:val="0"/>
                 <w:color w:val="111111"/>
                 <w:sz w:val="19"/>
               </w:rPr>
@@ -15970,6 +16503,7 @@
             <w:r>
               <w:rPr>
                 <w:rFonts w:ascii="Consolas" w:hAnsi="Consolas"/>
+                <w:b w:val="0"/>
                 <w:color w:val="111111"/>
                 <w:sz w:val="19"/>
               </w:rPr>
@@ -16036,6 +16570,7 @@
             <w:r>
               <w:rPr>
                 <w:rFonts w:ascii="Consolas" w:hAnsi="Consolas"/>
+                <w:b w:val="0"/>
                 <w:color w:val="111111"/>
                 <w:sz w:val="19"/>
               </w:rPr>
@@ -16052,6 +16587,7 @@
             <w:r>
               <w:rPr>
                 <w:rFonts w:ascii="Consolas" w:hAnsi="Consolas"/>
+                <w:b w:val="0"/>
                 <w:color w:val="111111"/>
                 <w:sz w:val="19"/>
               </w:rPr>
@@ -16113,6 +16649,7 @@
             <w:r>
               <w:rPr>
                 <w:rFonts w:ascii="Consolas" w:hAnsi="Consolas"/>
+                <w:b w:val="0"/>
                 <w:color w:val="111111"/>
                 <w:sz w:val="19"/>
               </w:rPr>
@@ -16129,6 +16666,7 @@
             <w:r>
               <w:rPr>
                 <w:rFonts w:ascii="Consolas" w:hAnsi="Consolas"/>
+                <w:b w:val="0"/>
                 <w:color w:val="111111"/>
                 <w:sz w:val="19"/>
               </w:rPr>
@@ -16187,6 +16725,7 @@
             <w:r>
               <w:rPr>
                 <w:rFonts w:ascii="Consolas" w:hAnsi="Consolas"/>
+                <w:b w:val="0"/>
                 <w:color w:val="111111"/>
                 <w:sz w:val="19"/>
               </w:rPr>
@@ -16203,6 +16742,7 @@
             <w:r>
               <w:rPr>
                 <w:rFonts w:ascii="Consolas" w:hAnsi="Consolas"/>
+                <w:b w:val="0"/>
                 <w:color w:val="111111"/>
                 <w:sz w:val="19"/>
               </w:rPr>
@@ -16222,7 +16762,24 @@
                 <w:color w:val="4A4A49"/>
                 <w:sz w:val="20"/>
               </w:rPr>
-              <w:t>con la prueba 5 en `FALSE` y explicada</w:t>
+              <w:t xml:space="preserve">con la prueba 5 en </w:t>
+            </w:r>
+            <w:r>
+              <w:rPr>
+                <w:rFonts w:ascii="Consolas" w:hAnsi="Consolas"/>
+                <w:b/>
+                <w:color w:val="111111"/>
+                <w:sz w:val="19"/>
+              </w:rPr>
+              <w:t>FALSE</w:t>
+            </w:r>
+            <w:r>
+              <w:rPr>
+                <w:b/>
+                <w:color w:val="4A4A49"/>
+                <w:sz w:val="20"/>
+              </w:rPr>
+              <w:t xml:space="preserve"> y explicada</w:t>
             </w:r>
           </w:p>
         </w:tc>
@@ -16272,6 +16829,7 @@
             <w:r>
               <w:rPr>
                 <w:rFonts w:ascii="Consolas" w:hAnsi="Consolas"/>
+                <w:b w:val="0"/>
                 <w:color w:val="111111"/>
                 <w:sz w:val="19"/>
               </w:rPr>
@@ -16288,6 +16846,7 @@
             <w:r>
               <w:rPr>
                 <w:rFonts w:ascii="Consolas" w:hAnsi="Consolas"/>
+                <w:b w:val="0"/>
                 <w:color w:val="111111"/>
                 <w:sz w:val="19"/>
               </w:rPr>
@@ -16304,6 +16863,7 @@
             <w:r>
               <w:rPr>
                 <w:rFonts w:ascii="Consolas" w:hAnsi="Consolas"/>
+                <w:b w:val="0"/>
                 <w:color w:val="111111"/>
                 <w:sz w:val="19"/>
               </w:rPr>
@@ -16354,6 +16914,7 @@
             <w:r>
               <w:rPr>
                 <w:rFonts w:ascii="Consolas" w:hAnsi="Consolas"/>
+                <w:b w:val="0"/>
                 <w:color w:val="111111"/>
                 <w:sz w:val="19"/>
               </w:rPr>
@@ -16370,6 +16931,7 @@
             <w:r>
               <w:rPr>
                 <w:rFonts w:ascii="Consolas" w:hAnsi="Consolas"/>
+                <w:b w:val="0"/>
                 <w:color w:val="111111"/>
                 <w:sz w:val="19"/>
               </w:rPr>
@@ -16421,6 +16983,7 @@
       <w:r>
         <w:rPr>
           <w:rFonts w:ascii="Consolas" w:hAnsi="Consolas"/>
+          <w:b w:val="0"/>
           <w:color w:val="111111"/>
           <w:sz w:val="21"/>
         </w:rPr>
@@ -16437,6 +17000,7 @@
       <w:r>
         <w:rPr>
           <w:rFonts w:ascii="Consolas" w:hAnsi="Consolas"/>
+          <w:b w:val="0"/>
           <w:color w:val="111111"/>
           <w:sz w:val="21"/>
         </w:rPr>
@@ -16453,6 +17017,7 @@
       <w:r>
         <w:rPr>
           <w:rFonts w:ascii="Consolas" w:hAnsi="Consolas"/>
+          <w:b w:val="0"/>
           <w:color w:val="111111"/>
           <w:sz w:val="21"/>
         </w:rPr>
@@ -16485,6 +17050,7 @@
       <w:r>
         <w:rPr>
           <w:rFonts w:ascii="Consolas" w:hAnsi="Consolas"/>
+          <w:b w:val="0"/>
           <w:color w:val="111111"/>
           <w:sz w:val="21"/>
         </w:rPr>
@@ -16543,6 +17109,7 @@
       <w:r>
         <w:rPr>
           <w:rFonts w:ascii="Consolas" w:hAnsi="Consolas"/>
+          <w:b w:val="0"/>
           <w:color w:val="111111"/>
           <w:sz w:val="21"/>
         </w:rPr>
@@ -16740,6 +17307,7 @@
             <w:r>
               <w:rPr>
                 <w:rFonts w:ascii="Consolas" w:hAnsi="Consolas"/>
+                <w:b w:val="0"/>
                 <w:color w:val="111111"/>
                 <w:sz w:val="19"/>
               </w:rPr>
@@ -16756,6 +17324,7 @@
             <w:r>
               <w:rPr>
                 <w:rFonts w:ascii="Consolas" w:hAnsi="Consolas"/>
+                <w:b w:val="0"/>
                 <w:color w:val="111111"/>
                 <w:sz w:val="19"/>
               </w:rPr>
@@ -16772,6 +17341,7 @@
             <w:r>
               <w:rPr>
                 <w:rFonts w:ascii="Consolas" w:hAnsi="Consolas"/>
+                <w:b w:val="0"/>
                 <w:color w:val="111111"/>
                 <w:sz w:val="19"/>
               </w:rPr>
@@ -16847,6 +17417,7 @@
             <w:r>
               <w:rPr>
                 <w:rFonts w:ascii="Consolas" w:hAnsi="Consolas"/>
+                <w:b w:val="0"/>
                 <w:color w:val="111111"/>
                 <w:sz w:val="19"/>
               </w:rPr>
@@ -16923,6 +17494,7 @@
             <w:r>
               <w:rPr>
                 <w:rFonts w:ascii="Consolas" w:hAnsi="Consolas"/>
+                <w:b w:val="0"/>
                 <w:color w:val="111111"/>
                 <w:sz w:val="19"/>
               </w:rPr>
@@ -16990,6 +17562,7 @@
             <w:r>
               <w:rPr>
                 <w:rFonts w:ascii="Consolas" w:hAnsi="Consolas"/>
+                <w:b w:val="0"/>
                 <w:color w:val="111111"/>
                 <w:sz w:val="19"/>
               </w:rPr>
@@ -17058,6 +17631,7 @@
             <w:r>
               <w:rPr>
                 <w:rFonts w:ascii="Consolas" w:hAnsi="Consolas"/>
+                <w:b w:val="0"/>
                 <w:color w:val="111111"/>
                 <w:sz w:val="19"/>
               </w:rPr>
@@ -17266,6 +17840,7 @@
       <w:r>
         <w:rPr>
           <w:rFonts w:ascii="Consolas" w:hAnsi="Consolas"/>
+          <w:b w:val="0"/>
           <w:color w:val="111111"/>
           <w:sz w:val="21"/>
         </w:rPr>
@@ -17321,6 +17896,7 @@
       <w:r>
         <w:rPr>
           <w:rFonts w:ascii="Consolas" w:hAnsi="Consolas"/>
+          <w:b w:val="0"/>
           <w:color w:val="111111"/>
           <w:sz w:val="21"/>
         </w:rPr>
@@ -17391,6 +17967,7 @@
       <w:r>
         <w:rPr>
           <w:rFonts w:ascii="Consolas" w:hAnsi="Consolas"/>
+          <w:b w:val="0"/>
           <w:color w:val="111111"/>
           <w:sz w:val="21"/>
         </w:rPr>
@@ -17407,6 +17984,7 @@
       <w:r>
         <w:rPr>
           <w:rFonts w:ascii="Consolas" w:hAnsi="Consolas"/>
+          <w:b w:val="0"/>
           <w:color w:val="111111"/>
           <w:sz w:val="21"/>
         </w:rPr>
@@ -17423,6 +18001,7 @@
       <w:r>
         <w:rPr>
           <w:rFonts w:ascii="Consolas" w:hAnsi="Consolas"/>
+          <w:b w:val="0"/>
           <w:color w:val="111111"/>
           <w:sz w:val="21"/>
         </w:rPr>
@@ -17439,6 +18018,7 @@
       <w:r>
         <w:rPr>
           <w:rFonts w:ascii="Consolas" w:hAnsi="Consolas"/>
+          <w:b w:val="0"/>
           <w:color w:val="111111"/>
           <w:sz w:val="21"/>
         </w:rPr>
@@ -17592,6 +18172,7 @@
       <w:r>
         <w:rPr>
           <w:rFonts w:ascii="Consolas" w:hAnsi="Consolas"/>
+          <w:b w:val="0"/>
           <w:color w:val="111111"/>
           <w:sz w:val="21"/>
         </w:rPr>
@@ -17645,6 +18226,7 @@
       <w:r>
         <w:rPr>
           <w:rFonts w:ascii="Consolas" w:hAnsi="Consolas"/>
+          <w:b w:val="0"/>
           <w:color w:val="111111"/>
           <w:sz w:val="21"/>
         </w:rPr>
@@ -17661,6 +18243,7 @@
       <w:r>
         <w:rPr>
           <w:rFonts w:ascii="Consolas" w:hAnsi="Consolas"/>
+          <w:b w:val="0"/>
           <w:color w:val="111111"/>
           <w:sz w:val="21"/>
         </w:rPr>
@@ -17693,6 +18276,7 @@
       <w:r>
         <w:rPr>
           <w:rFonts w:ascii="Consolas" w:hAnsi="Consolas"/>
+          <w:b w:val="0"/>
           <w:color w:val="111111"/>
           <w:sz w:val="21"/>
         </w:rPr>
@@ -17799,6 +18383,7 @@
       <w:r>
         <w:rPr>
           <w:rFonts w:ascii="Consolas" w:hAnsi="Consolas"/>
+          <w:b w:val="0"/>
           <w:color w:val="111111"/>
           <w:sz w:val="21"/>
         </w:rPr>
@@ -17852,6 +18437,7 @@
       <w:r>
         <w:rPr>
           <w:rFonts w:ascii="Consolas" w:hAnsi="Consolas"/>
+          <w:b w:val="0"/>
           <w:color w:val="111111"/>
           <w:sz w:val="21"/>
         </w:rPr>
@@ -17884,6 +18470,7 @@
       <w:r>
         <w:rPr>
           <w:rFonts w:ascii="Consolas" w:hAnsi="Consolas"/>
+          <w:b w:val="0"/>
           <w:color w:val="111111"/>
           <w:sz w:val="21"/>
         </w:rPr>
@@ -17937,6 +18524,7 @@
       <w:r>
         <w:rPr>
           <w:rFonts w:ascii="Consolas" w:hAnsi="Consolas"/>
+          <w:b w:val="0"/>
           <w:color w:val="111111"/>
           <w:sz w:val="21"/>
         </w:rPr>
@@ -18008,6 +18596,7 @@
       <w:r>
         <w:rPr>
           <w:rFonts w:ascii="Consolas" w:hAnsi="Consolas"/>
+          <w:b w:val="0"/>
           <w:color w:val="111111"/>
           <w:sz w:val="21"/>
         </w:rPr>
@@ -18045,6 +18634,7 @@
       <w:r>
         <w:rPr>
           <w:rFonts w:ascii="Consolas" w:hAnsi="Consolas"/>
+          <w:b w:val="0"/>
           <w:color w:val="111111"/>
           <w:sz w:val="21"/>
         </w:rPr>
@@ -18148,7 +18738,24 @@
           <w:color w:val="4A4A49"/>
           <w:sz w:val="22"/>
         </w:rPr>
-        <w:t>Estado `COMPLETO` con observaciones evidentes en el propio paquete.</w:t>
+        <w:t xml:space="preserve">Estado </w:t>
+      </w:r>
+      <w:r>
+        <w:rPr>
+          <w:rFonts w:ascii="Consolas" w:hAnsi="Consolas"/>
+          <w:b/>
+          <w:color w:val="111111"/>
+          <w:sz w:val="21"/>
+        </w:rPr>
+        <w:t>COMPLETO</w:t>
+      </w:r>
+      <w:r>
+        <w:rPr>
+          <w:b/>
+          <w:color w:val="4A4A49"/>
+          <w:sz w:val="22"/>
+        </w:rPr>
+        <w:t xml:space="preserve"> con observaciones evidentes en el propio paquete.</w:t>
       </w:r>
       <w:r>
         <w:rPr>
@@ -18161,6 +18768,7 @@
       <w:r>
         <w:rPr>
           <w:rFonts w:ascii="Consolas" w:hAnsi="Consolas"/>
+          <w:b w:val="0"/>
           <w:color w:val="111111"/>
           <w:sz w:val="21"/>
         </w:rPr>
@@ -18289,6 +18897,7 @@
       <w:r>
         <w:rPr>
           <w:rFonts w:ascii="Consolas" w:hAnsi="Consolas"/>
+          <w:b w:val="0"/>
           <w:color w:val="111111"/>
           <w:sz w:val="21"/>
         </w:rPr>
@@ -18305,6 +18914,7 @@
       <w:r>
         <w:rPr>
           <w:rFonts w:ascii="Consolas" w:hAnsi="Consolas"/>
+          <w:b w:val="0"/>
           <w:color w:val="111111"/>
           <w:sz w:val="21"/>
         </w:rPr>
@@ -18321,6 +18931,7 @@
       <w:r>
         <w:rPr>
           <w:rFonts w:ascii="Consolas" w:hAnsi="Consolas"/>
+          <w:b w:val="0"/>
           <w:color w:val="111111"/>
           <w:sz w:val="21"/>
         </w:rPr>
@@ -18353,6 +18964,7 @@
       <w:r>
         <w:rPr>
           <w:rFonts w:ascii="Consolas" w:hAnsi="Consolas"/>
+          <w:b w:val="0"/>
           <w:color w:val="111111"/>
           <w:sz w:val="21"/>
         </w:rPr>
@@ -18387,7 +18999,24 @@
           <w:color w:val="4A4A49"/>
           <w:sz w:val="22"/>
         </w:rPr>
-        <w:t>Calcularia `factura.total` desde el principio en vez de guardarlo escrito a mano.</w:t>
+        <w:t xml:space="preserve">Calcularia </w:t>
+      </w:r>
+      <w:r>
+        <w:rPr>
+          <w:rFonts w:ascii="Consolas" w:hAnsi="Consolas"/>
+          <w:b/>
+          <w:color w:val="111111"/>
+          <w:sz w:val="21"/>
+        </w:rPr>
+        <w:t>factura.total</w:t>
+      </w:r>
+      <w:r>
+        <w:rPr>
+          <w:b/>
+          <w:color w:val="4A4A49"/>
+          <w:sz w:val="22"/>
+        </w:rPr>
+        <w:t xml:space="preserve"> desde el principio en vez de guardarlo escrito a mano.</w:t>
       </w:r>
       <w:r>
         <w:rPr>
@@ -18400,6 +19029,7 @@
       <w:r>
         <w:rPr>
           <w:rFonts w:ascii="Consolas" w:hAnsi="Consolas"/>
+          <w:b w:val="0"/>
           <w:color w:val="111111"/>
           <w:sz w:val="21"/>
         </w:rPr>
@@ -18432,6 +19062,7 @@
       <w:r>
         <w:rPr>
           <w:rFonts w:ascii="Consolas" w:hAnsi="Consolas"/>
+          <w:b w:val="0"/>
           <w:color w:val="111111"/>
           <w:sz w:val="21"/>
         </w:rPr>
@@ -18448,6 +19079,7 @@
       <w:r>
         <w:rPr>
           <w:rFonts w:ascii="Consolas" w:hAnsi="Consolas"/>
+          <w:b w:val="0"/>
           <w:color w:val="111111"/>
           <w:sz w:val="21"/>
         </w:rPr>
@@ -18482,6 +19114,7 @@
       <w:r>
         <w:rPr>
           <w:rFonts w:ascii="Consolas" w:hAnsi="Consolas"/>
+          <w:b w:val="0"/>
           <w:color w:val="111111"/>
           <w:sz w:val="21"/>
         </w:rPr>
@@ -18516,7 +19149,24 @@
           <w:color w:val="4A4A49"/>
           <w:sz w:val="22"/>
         </w:rPr>
-        <w:t>La concurrencia, y en particular por que un `SELECT COUNT(*)` no puede bloquear nada.</w:t>
+        <w:t xml:space="preserve">La concurrencia, y en particular por que un </w:t>
+      </w:r>
+      <w:r>
+        <w:rPr>
+          <w:rFonts w:ascii="Consolas" w:hAnsi="Consolas"/>
+          <w:b/>
+          <w:color w:val="111111"/>
+          <w:sz w:val="21"/>
+        </w:rPr>
+        <w:t>SELECT COUNT(*)</w:t>
+      </w:r>
+      <w:r>
+        <w:rPr>
+          <w:b/>
+          <w:color w:val="4A4A49"/>
+          <w:sz w:val="22"/>
+        </w:rPr>
+        <w:t xml:space="preserve"> no puede bloquear nada.</w:t>
       </w:r>
       <w:r>
         <w:rPr>
@@ -18561,6 +19211,7 @@
       <w:r>
         <w:rPr>
           <w:rFonts w:ascii="Consolas" w:hAnsi="Consolas"/>
+          <w:b w:val="0"/>
           <w:color w:val="111111"/>
           <w:sz w:val="21"/>
         </w:rPr>
@@ -18593,6 +19244,7 @@
       <w:r>
         <w:rPr>
           <w:rFonts w:ascii="Consolas" w:hAnsi="Consolas"/>
+          <w:b w:val="0"/>
           <w:color w:val="111111"/>
           <w:sz w:val="21"/>
         </w:rPr>
@@ -18626,11 +19278,37 @@
       </w:pPr>
       <w:r>
         <w:rPr>
+          <w:rFonts w:ascii="Consolas" w:hAnsi="Consolas"/>
           <w:b/>
-          <w:color w:val="4A4A49"/>
-          <w:sz w:val="22"/>
-        </w:rPr>
-        <w:t>`RAISE EXCEPTION 'texto %', var;` en lugar de `RAISE_APPLICATION_ERROR(-20001, 'texto')`.</w:t>
+          <w:color w:val="111111"/>
+          <w:sz w:val="21"/>
+        </w:rPr>
+        <w:t>RAISE EXCEPTION 'texto %', var;</w:t>
+      </w:r>
+      <w:r>
+        <w:rPr>
+          <w:b/>
+          <w:color w:val="4A4A49"/>
+          <w:sz w:val="22"/>
+        </w:rPr>
+        <w:t xml:space="preserve"> en lugar de </w:t>
+      </w:r>
+      <w:r>
+        <w:rPr>
+          <w:rFonts w:ascii="Consolas" w:hAnsi="Consolas"/>
+          <w:b/>
+          <w:color w:val="111111"/>
+          <w:sz w:val="21"/>
+        </w:rPr>
+        <w:t>RAISE_APPLICATION_ERROR(-20001, 'texto')</w:t>
+      </w:r>
+      <w:r>
+        <w:rPr>
+          <w:b/>
+          <w:color w:val="4A4A49"/>
+          <w:sz w:val="22"/>
+        </w:rPr>
+        <w:t>.</w:t>
       </w:r>
       <w:r>
         <w:rPr>
@@ -18643,6 +19321,7 @@
       <w:r>
         <w:rPr>
           <w:rFonts w:ascii="Consolas" w:hAnsi="Consolas"/>
+          <w:b w:val="0"/>
           <w:color w:val="111111"/>
           <w:sz w:val="21"/>
         </w:rPr>
@@ -18659,6 +19338,7 @@
       <w:r>
         <w:rPr>
           <w:rFonts w:ascii="Consolas" w:hAnsi="Consolas"/>
+          <w:b w:val="0"/>
           <w:color w:val="111111"/>
           <w:sz w:val="21"/>
         </w:rPr>
@@ -18699,7 +19379,41 @@
           <w:color w:val="4A4A49"/>
           <w:sz w:val="22"/>
         </w:rPr>
-        <w:t>Un trigger son dos objetos: la funcion `RETURNS TRIGGER` y el `CREATE TRIGGER` que la asocia.</w:t>
+        <w:t xml:space="preserve">Un trigger son dos objetos: la funcion </w:t>
+      </w:r>
+      <w:r>
+        <w:rPr>
+          <w:rFonts w:ascii="Consolas" w:hAnsi="Consolas"/>
+          <w:b/>
+          <w:color w:val="111111"/>
+          <w:sz w:val="21"/>
+        </w:rPr>
+        <w:t>RETURNS TRIGGER</w:t>
+      </w:r>
+      <w:r>
+        <w:rPr>
+          <w:b/>
+          <w:color w:val="4A4A49"/>
+          <w:sz w:val="22"/>
+        </w:rPr>
+        <w:t xml:space="preserve"> y el </w:t>
+      </w:r>
+      <w:r>
+        <w:rPr>
+          <w:rFonts w:ascii="Consolas" w:hAnsi="Consolas"/>
+          <w:b/>
+          <w:color w:val="111111"/>
+          <w:sz w:val="21"/>
+        </w:rPr>
+        <w:t>CREATE TRIGGER</w:t>
+      </w:r>
+      <w:r>
+        <w:rPr>
+          <w:b/>
+          <w:color w:val="4A4A49"/>
+          <w:sz w:val="22"/>
+        </w:rPr>
+        <w:t xml:space="preserve"> que la asocia.</w:t>
       </w:r>
       <w:r>
         <w:rPr>
@@ -18712,6 +19426,7 @@
       <w:r>
         <w:rPr>
           <w:rFonts w:ascii="Consolas" w:hAnsi="Consolas"/>
+          <w:b w:val="0"/>
           <w:color w:val="111111"/>
           <w:sz w:val="21"/>
         </w:rPr>
@@ -18728,6 +19443,7 @@
       <w:r>
         <w:rPr>
           <w:rFonts w:ascii="Consolas" w:hAnsi="Consolas"/>
+          <w:b w:val="0"/>
           <w:color w:val="111111"/>
           <w:sz w:val="21"/>
         </w:rPr>
@@ -18744,6 +19460,7 @@
       <w:r>
         <w:rPr>
           <w:rFonts w:ascii="Consolas" w:hAnsi="Consolas"/>
+          <w:b w:val="0"/>
           <w:color w:val="111111"/>
           <w:sz w:val="21"/>
         </w:rPr>
@@ -18760,6 +19477,7 @@
       <w:r>
         <w:rPr>
           <w:rFonts w:ascii="Consolas" w:hAnsi="Consolas"/>
+          <w:b w:val="0"/>
           <w:color w:val="111111"/>
           <w:sz w:val="21"/>
         </w:rPr>
@@ -18776,6 +19494,7 @@
       <w:r>
         <w:rPr>
           <w:rFonts w:ascii="Consolas" w:hAnsi="Consolas"/>
+          <w:b w:val="0"/>
           <w:color w:val="111111"/>
           <w:sz w:val="21"/>
         </w:rPr>
@@ -18796,11 +19515,37 @@
       </w:pPr>
       <w:r>
         <w:rPr>
+          <w:rFonts w:ascii="Consolas" w:hAnsi="Consolas"/>
           <w:b/>
-          <w:color w:val="4A4A49"/>
-          <w:sz w:val="22"/>
-        </w:rPr>
-        <w:t>`GET DIAGNOSTICS v_filas = ROW_COUNT;` en lugar de `SQL%ROWCOUNT`,</w:t>
+          <w:color w:val="111111"/>
+          <w:sz w:val="21"/>
+        </w:rPr>
+        <w:t>GET DIAGNOSTICS v_filas = ROW_COUNT;</w:t>
+      </w:r>
+      <w:r>
+        <w:rPr>
+          <w:b/>
+          <w:color w:val="4A4A49"/>
+          <w:sz w:val="22"/>
+        </w:rPr>
+        <w:t xml:space="preserve"> en lugar de </w:t>
+      </w:r>
+      <w:r>
+        <w:rPr>
+          <w:rFonts w:ascii="Consolas" w:hAnsi="Consolas"/>
+          <w:b/>
+          <w:color w:val="111111"/>
+          <w:sz w:val="21"/>
+        </w:rPr>
+        <w:t>SQL%ROWCOUNT</w:t>
+      </w:r>
+      <w:r>
+        <w:rPr>
+          <w:b/>
+          <w:color w:val="4A4A49"/>
+          <w:sz w:val="22"/>
+        </w:rPr>
+        <w:t>,</w:t>
       </w:r>
       <w:r>
         <w:rPr>
@@ -18813,6 +19558,7 @@
       <w:r>
         <w:rPr>
           <w:rFonts w:ascii="Consolas" w:hAnsi="Consolas"/>
+          <w:b w:val="0"/>
           <w:color w:val="111111"/>
           <w:sz w:val="21"/>
         </w:rPr>
@@ -18829,6 +19575,7 @@
       <w:r>
         <w:rPr>
           <w:rFonts w:ascii="Consolas" w:hAnsi="Consolas"/>
+          <w:b w:val="0"/>
           <w:color w:val="111111"/>
           <w:sz w:val="21"/>
         </w:rPr>
@@ -18861,6 +19608,7 @@
       <w:r>
         <w:rPr>
           <w:rFonts w:ascii="Consolas" w:hAnsi="Consolas"/>
+          <w:b w:val="0"/>
           <w:color w:val="111111"/>
           <w:sz w:val="21"/>
         </w:rPr>
@@ -18877,6 +19625,7 @@
       <w:r>
         <w:rPr>
           <w:rFonts w:ascii="Consolas" w:hAnsi="Consolas"/>
+          <w:b w:val="0"/>
           <w:color w:val="111111"/>
           <w:sz w:val="21"/>
         </w:rPr>
@@ -18909,6 +19658,7 @@
       <w:r>
         <w:rPr>
           <w:rFonts w:ascii="Consolas" w:hAnsi="Consolas"/>
+          <w:b w:val="0"/>
           <w:color w:val="111111"/>
           <w:sz w:val="21"/>
         </w:rPr>
@@ -18935,6 +19685,7 @@
       <w:r>
         <w:rPr>
           <w:rFonts w:ascii="Consolas" w:hAnsi="Consolas"/>
+          <w:b w:val="0"/>
           <w:color w:val="111111"/>
           <w:sz w:val="21"/>
         </w:rPr>
@@ -18951,6 +19702,7 @@
       <w:r>
         <w:rPr>
           <w:rFonts w:ascii="Consolas" w:hAnsi="Consolas"/>
+          <w:b w:val="0"/>
           <w:color w:val="111111"/>
           <w:sz w:val="21"/>
         </w:rPr>
@@ -18967,6 +19719,7 @@
       <w:r>
         <w:rPr>
           <w:rFonts w:ascii="Consolas" w:hAnsi="Consolas"/>
+          <w:b w:val="0"/>
           <w:color w:val="111111"/>
           <w:sz w:val="21"/>
         </w:rPr>
@@ -19049,6 +19802,7 @@
       <w:r>
         <w:rPr>
           <w:rFonts w:ascii="Consolas" w:hAnsi="Consolas"/>
+          <w:b w:val="0"/>
           <w:color w:val="111111"/>
           <w:sz w:val="21"/>
         </w:rPr>
@@ -19065,6 +19819,7 @@
       <w:r>
         <w:rPr>
           <w:rFonts w:ascii="Consolas" w:hAnsi="Consolas"/>
+          <w:b w:val="0"/>
           <w:color w:val="111111"/>
           <w:sz w:val="21"/>
         </w:rPr>
@@ -19081,6 +19836,7 @@
       <w:r>
         <w:rPr>
           <w:rFonts w:ascii="Consolas" w:hAnsi="Consolas"/>
+          <w:b w:val="0"/>
           <w:color w:val="111111"/>
           <w:sz w:val="21"/>
         </w:rPr>
@@ -19097,6 +19853,7 @@
       <w:r>
         <w:rPr>
           <w:rFonts w:ascii="Consolas" w:hAnsi="Consolas"/>
+          <w:b w:val="0"/>
           <w:color w:val="111111"/>
           <w:sz w:val="21"/>
         </w:rPr>
@@ -19113,6 +19870,7 @@
       <w:r>
         <w:rPr>
           <w:rFonts w:ascii="Consolas" w:hAnsi="Consolas"/>
+          <w:b w:val="0"/>
           <w:color w:val="111111"/>
           <w:sz w:val="21"/>
         </w:rPr>
@@ -19129,6 +19887,7 @@
       <w:r>
         <w:rPr>
           <w:rFonts w:ascii="Consolas" w:hAnsi="Consolas"/>
+          <w:b w:val="0"/>
           <w:color w:val="111111"/>
           <w:sz w:val="21"/>
         </w:rPr>
@@ -19148,7 +19907,16 @@
           <w:color w:val="4A4A49"/>
           <w:sz w:val="22"/>
         </w:rPr>
-        <w:t>en el `COMMIT`</w:t>
+        <w:t xml:space="preserve">en el </w:t>
+      </w:r>
+      <w:r>
+        <w:rPr>
+          <w:rFonts w:ascii="Consolas" w:hAnsi="Consolas"/>
+          <w:b/>
+          <w:color w:val="111111"/>
+          <w:sz w:val="21"/>
+        </w:rPr>
+        <w:t>COMMIT</w:t>
       </w:r>
       <w:r>
         <w:rPr>
@@ -19182,6 +19950,7 @@
       <w:r>
         <w:rPr>
           <w:rFonts w:ascii="Consolas" w:hAnsi="Consolas"/>
+          <w:b w:val="0"/>
           <w:color w:val="111111"/>
           <w:sz w:val="21"/>
         </w:rPr>
@@ -19198,6 +19967,7 @@
       <w:r>
         <w:rPr>
           <w:rFonts w:ascii="Consolas" w:hAnsi="Consolas"/>
+          <w:b w:val="0"/>
           <w:color w:val="111111"/>
           <w:sz w:val="21"/>
         </w:rPr>
@@ -19214,6 +19984,7 @@
       <w:r>
         <w:rPr>
           <w:rFonts w:ascii="Consolas" w:hAnsi="Consolas"/>
+          <w:b w:val="0"/>
           <w:color w:val="111111"/>
           <w:sz w:val="21"/>
         </w:rPr>
@@ -19246,6 +20017,7 @@
       <w:r>
         <w:rPr>
           <w:rFonts w:ascii="Consolas" w:hAnsi="Consolas"/>
+          <w:b w:val="0"/>
           <w:color w:val="111111"/>
           <w:sz w:val="21"/>
         </w:rPr>
@@ -19262,6 +20034,7 @@
       <w:r>
         <w:rPr>
           <w:rFonts w:ascii="Consolas" w:hAnsi="Consolas"/>
+          <w:b w:val="0"/>
           <w:color w:val="111111"/>
           <w:sz w:val="21"/>
         </w:rPr>
@@ -19278,6 +20051,7 @@
       <w:r>
         <w:rPr>
           <w:rFonts w:ascii="Consolas" w:hAnsi="Consolas"/>
+          <w:b w:val="0"/>
           <w:color w:val="111111"/>
           <w:sz w:val="21"/>
         </w:rPr>
@@ -19315,6 +20089,7 @@
       <w:r>
         <w:rPr>
           <w:rFonts w:ascii="Consolas" w:hAnsi="Consolas"/>
+          <w:b w:val="0"/>
           <w:color w:val="111111"/>
           <w:sz w:val="21"/>
         </w:rPr>
@@ -19347,6 +20122,7 @@
       <w:r>
         <w:rPr>
           <w:rFonts w:ascii="Consolas" w:hAnsi="Consolas"/>
+          <w:b w:val="0"/>
           <w:color w:val="111111"/>
           <w:sz w:val="21"/>
         </w:rPr>
@@ -19363,6 +20139,7 @@
       <w:r>
         <w:rPr>
           <w:rFonts w:ascii="Consolas" w:hAnsi="Consolas"/>
+          <w:b w:val="0"/>
           <w:color w:val="111111"/>
           <w:sz w:val="21"/>
         </w:rPr>
@@ -19400,6 +20177,7 @@
       <w:r>
         <w:rPr>
           <w:rFonts w:ascii="Consolas" w:hAnsi="Consolas"/>
+          <w:b w:val="0"/>
           <w:color w:val="111111"/>
           <w:sz w:val="21"/>
         </w:rPr>
@@ -19416,6 +20194,7 @@
       <w:r>
         <w:rPr>
           <w:rFonts w:ascii="Consolas" w:hAnsi="Consolas"/>
+          <w:b w:val="0"/>
           <w:color w:val="111111"/>
           <w:sz w:val="21"/>
         </w:rPr>
@@ -19480,6 +20259,7 @@
       <w:r>
         <w:rPr>
           <w:rFonts w:ascii="Consolas" w:hAnsi="Consolas"/>
+          <w:b w:val="0"/>
           <w:color w:val="111111"/>
           <w:sz w:val="21"/>
         </w:rPr>
@@ -19496,6 +20276,7 @@
       <w:r>
         <w:rPr>
           <w:rFonts w:ascii="Consolas" w:hAnsi="Consolas"/>
+          <w:b w:val="0"/>
           <w:color w:val="111111"/>
           <w:sz w:val="21"/>
         </w:rPr>
@@ -19512,6 +20293,7 @@
       <w:r>
         <w:rPr>
           <w:rFonts w:ascii="Consolas" w:hAnsi="Consolas"/>
+          <w:b w:val="0"/>
           <w:color w:val="111111"/>
           <w:sz w:val="21"/>
         </w:rPr>
@@ -19667,6 +20449,7 @@
       <w:r>
         <w:rPr>
           <w:rFonts w:ascii="Consolas" w:hAnsi="Consolas"/>
+          <w:b w:val="0"/>
           <w:color w:val="111111"/>
           <w:sz w:val="21"/>
         </w:rPr>
@@ -19720,6 +20503,7 @@
       <w:r>
         <w:rPr>
           <w:rFonts w:ascii="Consolas" w:hAnsi="Consolas"/>
+          <w:b w:val="0"/>
           <w:color w:val="111111"/>
           <w:sz w:val="21"/>
         </w:rPr>
@@ -19736,6 +20520,7 @@
       <w:r>
         <w:rPr>
           <w:rFonts w:ascii="Consolas" w:hAnsi="Consolas"/>
+          <w:b w:val="0"/>
           <w:color w:val="111111"/>
           <w:sz w:val="21"/>
         </w:rPr>
@@ -19768,6 +20553,7 @@
       <w:r>
         <w:rPr>
           <w:rFonts w:ascii="Consolas" w:hAnsi="Consolas"/>
+          <w:b w:val="0"/>
           <w:color w:val="111111"/>
           <w:sz w:val="21"/>
         </w:rPr>
@@ -19784,6 +20570,7 @@
       <w:r>
         <w:rPr>
           <w:rFonts w:ascii="Consolas" w:hAnsi="Consolas"/>
+          <w:b w:val="0"/>
           <w:color w:val="111111"/>
           <w:sz w:val="21"/>
         </w:rPr>
@@ -19800,6 +20587,7 @@
       <w:r>
         <w:rPr>
           <w:rFonts w:ascii="Consolas" w:hAnsi="Consolas"/>
+          <w:b w:val="0"/>
           <w:color w:val="111111"/>
           <w:sz w:val="21"/>
         </w:rPr>
@@ -19816,6 +20604,7 @@
       <w:r>
         <w:rPr>
           <w:rFonts w:ascii="Consolas" w:hAnsi="Consolas"/>
+          <w:b w:val="0"/>
           <w:color w:val="111111"/>
           <w:sz w:val="21"/>
         </w:rPr>
@@ -19832,6 +20621,7 @@
       <w:r>
         <w:rPr>
           <w:rFonts w:ascii="Consolas" w:hAnsi="Consolas"/>
+          <w:b w:val="0"/>
           <w:color w:val="111111"/>
           <w:sz w:val="21"/>
         </w:rPr>
@@ -19848,6 +20638,7 @@
       <w:r>
         <w:rPr>
           <w:rFonts w:ascii="Consolas" w:hAnsi="Consolas"/>
+          <w:b w:val="0"/>
           <w:color w:val="111111"/>
           <w:sz w:val="21"/>
         </w:rPr>
@@ -19864,6 +20655,7 @@
       <w:r>
         <w:rPr>
           <w:rFonts w:ascii="Consolas" w:hAnsi="Consolas"/>
+          <w:b w:val="0"/>
           <w:color w:val="111111"/>
           <w:sz w:val="21"/>
         </w:rPr>
@@ -19880,6 +20672,7 @@
       <w:r>
         <w:rPr>
           <w:rFonts w:ascii="Consolas" w:hAnsi="Consolas"/>
+          <w:b w:val="0"/>
           <w:color w:val="111111"/>
           <w:sz w:val="21"/>
         </w:rPr>
@@ -19896,6 +20689,7 @@
       <w:r>
         <w:rPr>
           <w:rFonts w:ascii="Consolas" w:hAnsi="Consolas"/>
+          <w:b w:val="0"/>
           <w:color w:val="111111"/>
           <w:sz w:val="21"/>
         </w:rPr>
@@ -19912,6 +20706,7 @@
       <w:r>
         <w:rPr>
           <w:rFonts w:ascii="Consolas" w:hAnsi="Consolas"/>
+          <w:b w:val="0"/>
           <w:color w:val="111111"/>
           <w:sz w:val="21"/>
         </w:rPr>
@@ -19928,6 +20723,7 @@
       <w:r>
         <w:rPr>
           <w:rFonts w:ascii="Consolas" w:hAnsi="Consolas"/>
+          <w:b w:val="0"/>
           <w:color w:val="111111"/>
           <w:sz w:val="21"/>
         </w:rPr>
@@ -19944,6 +20740,7 @@
       <w:r>
         <w:rPr>
           <w:rFonts w:ascii="Consolas" w:hAnsi="Consolas"/>
+          <w:b w:val="0"/>
           <w:color w:val="111111"/>
           <w:sz w:val="21"/>
         </w:rPr>
@@ -19976,6 +20773,7 @@
       <w:r>
         <w:rPr>
           <w:rFonts w:ascii="Consolas" w:hAnsi="Consolas"/>
+          <w:b w:val="0"/>
           <w:color w:val="111111"/>
           <w:sz w:val="21"/>
         </w:rPr>
@@ -20013,6 +20811,7 @@
       <w:r>
         <w:rPr>
           <w:rFonts w:ascii="Consolas" w:hAnsi="Consolas"/>
+          <w:b w:val="0"/>
           <w:color w:val="111111"/>
           <w:sz w:val="21"/>
         </w:rPr>
@@ -20045,6 +20844,7 @@
       <w:r>
         <w:rPr>
           <w:rFonts w:ascii="Consolas" w:hAnsi="Consolas"/>
+          <w:b w:val="0"/>
           <w:color w:val="111111"/>
           <w:sz w:val="21"/>
         </w:rPr>
@@ -20061,6 +20861,7 @@
       <w:r>
         <w:rPr>
           <w:rFonts w:ascii="Consolas" w:hAnsi="Consolas"/>
+          <w:b w:val="0"/>
           <w:color w:val="111111"/>
           <w:sz w:val="21"/>
         </w:rPr>
@@ -20077,6 +20878,7 @@
       <w:r>
         <w:rPr>
           <w:rFonts w:ascii="Consolas" w:hAnsi="Consolas"/>
+          <w:b w:val="0"/>
           <w:color w:val="111111"/>
           <w:sz w:val="21"/>
         </w:rPr>
@@ -20093,6 +20895,7 @@
       <w:r>
         <w:rPr>
           <w:rFonts w:ascii="Consolas" w:hAnsi="Consolas"/>
+          <w:b w:val="0"/>
           <w:color w:val="111111"/>
           <w:sz w:val="21"/>
         </w:rPr>
@@ -20109,6 +20912,7 @@
       <w:r>
         <w:rPr>
           <w:rFonts w:ascii="Consolas" w:hAnsi="Consolas"/>
+          <w:b w:val="0"/>
           <w:color w:val="111111"/>
           <w:sz w:val="21"/>
         </w:rPr>
@@ -20125,6 +20929,7 @@
       <w:r>
         <w:rPr>
           <w:rFonts w:ascii="Consolas" w:hAnsi="Consolas"/>
+          <w:b w:val="0"/>
           <w:color w:val="111111"/>
           <w:sz w:val="21"/>
         </w:rPr>
@@ -20141,6 +20946,7 @@
       <w:r>
         <w:rPr>
           <w:rFonts w:ascii="Consolas" w:hAnsi="Consolas"/>
+          <w:b w:val="0"/>
           <w:color w:val="111111"/>
           <w:sz w:val="21"/>
         </w:rPr>
@@ -20215,6 +21021,7 @@
       <w:r>
         <w:rPr>
           <w:rFonts w:ascii="Consolas" w:hAnsi="Consolas"/>
+          <w:b w:val="0"/>
           <w:color w:val="111111"/>
           <w:sz w:val="21"/>
         </w:rPr>
@@ -20231,6 +21038,7 @@
       <w:r>
         <w:rPr>
           <w:rFonts w:ascii="Consolas" w:hAnsi="Consolas"/>
+          <w:b w:val="0"/>
           <w:color w:val="111111"/>
           <w:sz w:val="21"/>
         </w:rPr>
@@ -20360,6 +21168,7 @@
       <w:r>
         <w:rPr>
           <w:rFonts w:ascii="Consolas" w:hAnsi="Consolas"/>
+          <w:b w:val="0"/>
           <w:color w:val="111111"/>
           <w:sz w:val="21"/>
         </w:rPr>
@@ -20376,6 +21185,7 @@
       <w:r>
         <w:rPr>
           <w:rFonts w:ascii="Consolas" w:hAnsi="Consolas"/>
+          <w:b w:val="0"/>
           <w:color w:val="111111"/>
           <w:sz w:val="21"/>
         </w:rPr>
@@ -20471,6 +21281,7 @@
       <w:r>
         <w:rPr>
           <w:rFonts w:ascii="Consolas" w:hAnsi="Consolas"/>
+          <w:b w:val="0"/>
           <w:color w:val="111111"/>
           <w:sz w:val="21"/>
         </w:rPr>
@@ -20574,6 +21385,7 @@
       <w:r>
         <w:rPr>
           <w:rFonts w:ascii="Consolas" w:hAnsi="Consolas"/>
+          <w:b w:val="0"/>
           <w:color w:val="111111"/>
           <w:sz w:val="21"/>
         </w:rPr>
@@ -20590,6 +21402,7 @@
       <w:r>
         <w:rPr>
           <w:rFonts w:ascii="Consolas" w:hAnsi="Consolas"/>
+          <w:b w:val="0"/>
           <w:color w:val="111111"/>
           <w:sz w:val="21"/>
         </w:rPr>
@@ -20606,6 +21419,7 @@
       <w:r>
         <w:rPr>
           <w:rFonts w:ascii="Consolas" w:hAnsi="Consolas"/>
+          <w:b w:val="0"/>
           <w:color w:val="111111"/>
           <w:sz w:val="21"/>
         </w:rPr>
@@ -20622,6 +21436,7 @@
       <w:r>
         <w:rPr>
           <w:rFonts w:ascii="Consolas" w:hAnsi="Consolas"/>
+          <w:b w:val="0"/>
           <w:color w:val="111111"/>
           <w:sz w:val="21"/>
         </w:rPr>
@@ -20638,6 +21453,7 @@
       <w:r>
         <w:rPr>
           <w:rFonts w:ascii="Consolas" w:hAnsi="Consolas"/>
+          <w:b w:val="0"/>
           <w:color w:val="111111"/>
           <w:sz w:val="21"/>
         </w:rPr>
@@ -20654,6 +21470,7 @@
       <w:r>
         <w:rPr>
           <w:rFonts w:ascii="Consolas" w:hAnsi="Consolas"/>
+          <w:b w:val="0"/>
           <w:color w:val="111111"/>
           <w:sz w:val="21"/>
         </w:rPr>
@@ -20670,6 +21487,7 @@
       <w:r>
         <w:rPr>
           <w:rFonts w:ascii="Consolas" w:hAnsi="Consolas"/>
+          <w:b w:val="0"/>
           <w:color w:val="111111"/>
           <w:sz w:val="21"/>
         </w:rPr>
@@ -20722,6 +21540,7 @@
       <w:r>
         <w:rPr>
           <w:rFonts w:ascii="Consolas" w:hAnsi="Consolas"/>
+          <w:b w:val="0"/>
           <w:color w:val="111111"/>
           <w:sz w:val="21"/>
         </w:rPr>
@@ -20738,6 +21557,7 @@
       <w:r>
         <w:rPr>
           <w:rFonts w:ascii="Consolas" w:hAnsi="Consolas"/>
+          <w:b w:val="0"/>
           <w:color w:val="111111"/>
           <w:sz w:val="21"/>
         </w:rPr>
@@ -20770,6 +21590,7 @@
       <w:r>
         <w:rPr>
           <w:rFonts w:ascii="Consolas" w:hAnsi="Consolas"/>
+          <w:b w:val="0"/>
           <w:color w:val="111111"/>
           <w:sz w:val="21"/>
         </w:rPr>
@@ -20818,6 +21639,7 @@
       <w:r>
         <w:rPr>
           <w:rFonts w:ascii="Consolas" w:hAnsi="Consolas"/>
+          <w:b w:val="0"/>
           <w:color w:val="111111"/>
           <w:sz w:val="21"/>
         </w:rPr>
@@ -20870,6 +21692,7 @@
       <w:r>
         <w:rPr>
           <w:rFonts w:ascii="Consolas" w:hAnsi="Consolas"/>
+          <w:b w:val="0"/>
           <w:color w:val="111111"/>
           <w:sz w:val="21"/>
         </w:rPr>
@@ -20886,6 +21709,7 @@
       <w:r>
         <w:rPr>
           <w:rFonts w:ascii="Consolas" w:hAnsi="Consolas"/>
+          <w:b w:val="0"/>
           <w:color w:val="111111"/>
           <w:sz w:val="21"/>
         </w:rPr>
@@ -20902,6 +21726,7 @@
       <w:r>
         <w:rPr>
           <w:rFonts w:ascii="Consolas" w:hAnsi="Consolas"/>
+          <w:b w:val="0"/>
           <w:color w:val="111111"/>
           <w:sz w:val="21"/>
         </w:rPr>
@@ -20954,6 +21779,7 @@
       <w:r>
         <w:rPr>
           <w:rFonts w:ascii="Consolas" w:hAnsi="Consolas"/>
+          <w:b w:val="0"/>
           <w:color w:val="111111"/>
           <w:sz w:val="21"/>
         </w:rPr>
@@ -20970,6 +21796,7 @@
       <w:r>
         <w:rPr>
           <w:rFonts w:ascii="Consolas" w:hAnsi="Consolas"/>
+          <w:b w:val="0"/>
           <w:color w:val="111111"/>
           <w:sz w:val="21"/>
         </w:rPr>
@@ -20986,6 +21813,7 @@
       <w:r>
         <w:rPr>
           <w:rFonts w:ascii="Consolas" w:hAnsi="Consolas"/>
+          <w:b w:val="0"/>
           <w:color w:val="111111"/>
           <w:sz w:val="21"/>
         </w:rPr>
@@ -21054,6 +21882,7 @@
       <w:r>
         <w:rPr>
           <w:rFonts w:ascii="Consolas" w:hAnsi="Consolas"/>
+          <w:b w:val="0"/>
           <w:color w:val="111111"/>
           <w:sz w:val="21"/>
         </w:rPr>
@@ -21086,6 +21915,7 @@
       <w:r>
         <w:rPr>
           <w:rFonts w:ascii="Consolas" w:hAnsi="Consolas"/>
+          <w:b w:val="0"/>
           <w:color w:val="111111"/>
           <w:sz w:val="21"/>
         </w:rPr>
@@ -21102,6 +21932,7 @@
       <w:r>
         <w:rPr>
           <w:rFonts w:ascii="Consolas" w:hAnsi="Consolas"/>
+          <w:b w:val="0"/>
           <w:color w:val="111111"/>
           <w:sz w:val="21"/>
         </w:rPr>
@@ -21118,6 +21949,7 @@
       <w:r>
         <w:rPr>
           <w:rFonts w:ascii="Consolas" w:hAnsi="Consolas"/>
+          <w:b w:val="0"/>
           <w:color w:val="111111"/>
           <w:sz w:val="21"/>
         </w:rPr>
@@ -21150,6 +21982,7 @@
       <w:r>
         <w:rPr>
           <w:rFonts w:ascii="Consolas" w:hAnsi="Consolas"/>
+          <w:b w:val="0"/>
           <w:color w:val="111111"/>
           <w:sz w:val="21"/>
         </w:rPr>
@@ -21166,6 +21999,7 @@
       <w:r>
         <w:rPr>
           <w:rFonts w:ascii="Consolas" w:hAnsi="Consolas"/>
+          <w:b w:val="0"/>
           <w:color w:val="111111"/>
           <w:sz w:val="21"/>
         </w:rPr>
@@ -21187,7 +22021,24 @@
           <w:color w:val="4A4A49"/>
           <w:sz w:val="22"/>
         </w:rPr>
-        <w:t>¿Es obligatorio el trigger de auditoria si ya tengo la tabla `audit_cita`?</w:t>
+        <w:t xml:space="preserve">¿Es obligatorio el trigger de auditoria si ya tengo la tabla </w:t>
+      </w:r>
+      <w:r>
+        <w:rPr>
+          <w:rFonts w:ascii="Consolas" w:hAnsi="Consolas"/>
+          <w:b/>
+          <w:color w:val="111111"/>
+          <w:sz w:val="21"/>
+        </w:rPr>
+        <w:t>audit_cita</w:t>
+      </w:r>
+      <w:r>
+        <w:rPr>
+          <w:b/>
+          <w:color w:val="4A4A49"/>
+          <w:sz w:val="22"/>
+        </w:rPr>
+        <w:t>?</w:t>
       </w:r>
     </w:p>
     <w:p>
@@ -21234,6 +22085,7 @@
       <w:r>
         <w:rPr>
           <w:rFonts w:ascii="Consolas" w:hAnsi="Consolas"/>
+          <w:b w:val="0"/>
           <w:color w:val="111111"/>
           <w:sz w:val="21"/>
         </w:rPr>
@@ -21250,6 +22102,7 @@
       <w:r>
         <w:rPr>
           <w:rFonts w:ascii="Consolas" w:hAnsi="Consolas"/>
+          <w:b w:val="0"/>
           <w:color w:val="111111"/>
           <w:sz w:val="21"/>
         </w:rPr>
@@ -21266,6 +22119,7 @@
       <w:r>
         <w:rPr>
           <w:rFonts w:ascii="Consolas" w:hAnsi="Consolas"/>
+          <w:b w:val="0"/>
           <w:color w:val="111111"/>
           <w:sz w:val="21"/>
         </w:rPr>
@@ -21282,6 +22136,7 @@
       <w:r>
         <w:rPr>
           <w:rFonts w:ascii="Consolas" w:hAnsi="Consolas"/>
+          <w:b w:val="0"/>
           <w:color w:val="111111"/>
           <w:sz w:val="21"/>
         </w:rPr>
@@ -21350,6 +22205,7 @@
       <w:r>
         <w:rPr>
           <w:rFonts w:ascii="Consolas" w:hAnsi="Consolas"/>
+          <w:b w:val="0"/>
           <w:color w:val="111111"/>
           <w:sz w:val="21"/>
         </w:rPr>
@@ -21366,6 +22222,7 @@
       <w:r>
         <w:rPr>
           <w:rFonts w:ascii="Consolas" w:hAnsi="Consolas"/>
+          <w:b w:val="0"/>
           <w:color w:val="111111"/>
           <w:sz w:val="21"/>
         </w:rPr>
@@ -21382,6 +22239,7 @@
       <w:r>
         <w:rPr>
           <w:rFonts w:ascii="Consolas" w:hAnsi="Consolas"/>
+          <w:b w:val="0"/>
           <w:color w:val="111111"/>
           <w:sz w:val="21"/>
         </w:rPr>
@@ -21398,6 +22256,7 @@
       <w:r>
         <w:rPr>
           <w:rFonts w:ascii="Consolas" w:hAnsi="Consolas"/>
+          <w:b w:val="0"/>
           <w:color w:val="111111"/>
           <w:sz w:val="21"/>
         </w:rPr>
@@ -21414,6 +22273,7 @@
       <w:r>
         <w:rPr>
           <w:rFonts w:ascii="Consolas" w:hAnsi="Consolas"/>
+          <w:b w:val="0"/>
           <w:color w:val="111111"/>
           <w:sz w:val="21"/>
         </w:rPr>
@@ -21472,6 +22332,7 @@
       <w:r>
         <w:rPr>
           <w:rFonts w:ascii="Consolas" w:hAnsi="Consolas"/>
+          <w:b w:val="0"/>
           <w:color w:val="111111"/>
           <w:sz w:val="21"/>
         </w:rPr>
@@ -21488,6 +22349,7 @@
       <w:r>
         <w:rPr>
           <w:rFonts w:ascii="Consolas" w:hAnsi="Consolas"/>
+          <w:b w:val="0"/>
           <w:color w:val="111111"/>
           <w:sz w:val="21"/>
         </w:rPr>
@@ -21597,6 +22459,7 @@
       <w:r>
         <w:rPr>
           <w:rFonts w:ascii="Consolas" w:hAnsi="Consolas"/>
+          <w:b w:val="0"/>
           <w:color w:val="111111"/>
           <w:sz w:val="21"/>
         </w:rPr>
@@ -21613,6 +22476,7 @@
       <w:r>
         <w:rPr>
           <w:rFonts w:ascii="Consolas" w:hAnsi="Consolas"/>
+          <w:b w:val="0"/>
           <w:color w:val="111111"/>
           <w:sz w:val="21"/>
         </w:rPr>
@@ -21629,6 +22493,7 @@
       <w:r>
         <w:rPr>
           <w:rFonts w:ascii="Consolas" w:hAnsi="Consolas"/>
+          <w:b w:val="0"/>
           <w:color w:val="111111"/>
           <w:sz w:val="21"/>
         </w:rPr>
